--- a/docs/project_documentation.docx
+++ b/docs/project_documentation.docx
@@ -591,7 +591,7 @@
         <w:rPr>
           <w:color w:val="008855"/>
         </w:rPr>
-        <w:t>3. Data Collection  (Data_collector/collector.py)</w:t>
+        <w:t>3. Data Collection  (src/core/collector.py)</w:t>
       </w:r>
     </w:p>
     <w:p>
@@ -987,7 +987,7 @@
           <w:color w:val="228855"/>
           <w:sz w:val="20"/>
         </w:rPr>
-        <w:t>python3 Data_collector/collector.py --label idle --duration 3600</w:t>
+        <w:t>python3 src/core/collector.py --label idle --duration 3600</w:t>
       </w:r>
     </w:p>
     <w:p>
@@ -1030,7 +1030,7 @@
         <w:rPr>
           <w:color w:val="008855"/>
         </w:rPr>
-        <w:t>4. Data Cleaning &amp; Preprocessing  (Data_collector/preprocess.py)</w:t>
+        <w:t>4. Data Cleaning &amp; Preprocessing  (src/training/preprocess.py)</w:t>
       </w:r>
     </w:p>
     <w:p>
@@ -1220,7 +1220,7 @@
         <w:rPr>
           <w:color w:val="008855"/>
         </w:rPr>
-        <w:t>5. Model Training  (files/train.py)</w:t>
+        <w:t>5. Model Training  (src/training/train.py)</w:t>
       </w:r>
     </w:p>
     <w:p>
@@ -1573,7 +1573,7 @@
         <w:t xml:space="preserve">Used in: </w:t>
       </w:r>
       <w:r>
-        <w:t>Data_collector/collector.py, data_pipeline/pipeline.py</w:t>
+        <w:t>src/core/collector.py, src/core/pipeline.py</w:t>
       </w:r>
     </w:p>
     <w:p>
@@ -1693,7 +1693,7 @@
         <w:t xml:space="preserve">Used in: </w:t>
       </w:r>
       <w:r>
-        <w:t>files/gru_model.py, files/train.py</w:t>
+        <w:t>src/training/gru_model.py, src/training/train.py</w:t>
       </w:r>
     </w:p>
     <w:p>
@@ -1723,7 +1723,7 @@
         <w:t xml:space="preserve">Used in: </w:t>
       </w:r>
       <w:r>
-        <w:t>files/train.py</w:t>
+        <w:t>src/training/train.py</w:t>
       </w:r>
     </w:p>
     <w:p>
@@ -1753,7 +1753,7 @@
         <w:t xml:space="preserve">Used in: </w:t>
       </w:r>
       <w:r>
-        <w:t>data_pipeline/pipeline.py, files/train.py</w:t>
+        <w:t>src/core/pipeline.py, src/training/train.py</w:t>
       </w:r>
     </w:p>
     <w:p>
@@ -1772,7 +1772,7 @@
         <w:rPr>
           <w:color w:val="008855"/>
         </w:rPr>
-        <w:t>PyQt6  (≥ 6.5)</w:t>
+        <w:t>flet  (≥ 0.22)</w:t>
       </w:r>
     </w:p>
     <w:p>
@@ -1783,7 +1783,7 @@
         <w:t xml:space="preserve">Used in: </w:t>
       </w:r>
       <w:r>
-        <w:t>files/main.py</w:t>
+        <w:t>src/main.py</w:t>
       </w:r>
     </w:p>
     <w:p>
@@ -1791,7 +1791,7 @@
         <w:rPr>
           <w:sz w:val="22"/>
         </w:rPr>
-        <w:t>Python bindings for the Qt6 framework. Powers the entire dashboard UI: QMainWindow, QWidget, QLabel, QPushButton (Boost, Undo, Auto-Pilot), QTableWidget (process list, suspended list), QProgressBar (metric bars), QSplitter (resizable panes), QSystemTrayIcon (system tray), QTimer (process table refresh), and the signal/slot mechanism for thread-safe UI updates.</w:t>
+        <w:t>Python bindings for Flutter. Powers the entire dashboard UI: navigation sidebar, circular gauge ring, progress tiles, DataTable process lists, custom Canvas-based rolling charts, and the asynchronous event loop.</w:t>
       </w:r>
     </w:p>
     <w:p>
@@ -1802,7 +1802,7 @@
         <w:rPr>
           <w:color w:val="008855"/>
         </w:rPr>
-        <w:t>pyqtgraph  (≥ 0.13)</w:t>
+        <w:t>Flet Canvas (Native)</w:t>
       </w:r>
     </w:p>
     <w:p>
@@ -1813,7 +1813,7 @@
         <w:t xml:space="preserve">Used in: </w:t>
       </w:r>
       <w:r>
-        <w:t>files/main.py</w:t>
+        <w:t>src/main.py</w:t>
       </w:r>
     </w:p>
     <w:p>
@@ -1981,7 +1981,7 @@
           <w:color w:val="228855"/>
           <w:sz w:val="20"/>
         </w:rPr>
-        <w:t>python3 Data_collector/collector.py --label idle</w:t>
+        <w:t>python3 src/core/collector.py --label idle</w:t>
       </w:r>
     </w:p>
     <w:p>
@@ -2013,7 +2013,7 @@
           <w:color w:val="228855"/>
           <w:sz w:val="20"/>
         </w:rPr>
-        <w:t>python3 Data_collector/preprocess.py</w:t>
+        <w:t>python3 src/training/preprocess.py</w:t>
       </w:r>
     </w:p>
     <w:p>
@@ -2045,7 +2045,7 @@
           <w:color w:val="228855"/>
           <w:sz w:val="20"/>
         </w:rPr>
-        <w:t>python3 files/train.py</w:t>
+        <w:t>python3 src/training/train.py</w:t>
       </w:r>
     </w:p>
     <w:p>
@@ -2077,7 +2077,7 @@
           <w:color w:val="228855"/>
           <w:sz w:val="20"/>
         </w:rPr>
-        <w:t>python3 files/main.py</w:t>
+        <w:t>python3 src/main.py</w:t>
       </w:r>
     </w:p>
     <w:p>
@@ -2085,7 +2085,7 @@
         <w:rPr>
           <w:sz w:val="22"/>
         </w:rPr>
-        <w:t>Launches PyQt6 dashboard with live telemetry, AI predictions, Auto-Pilot toggle, Boost and Undo buttons</w:t>
+        <w:t>Launches Flet dashboard with live telemetry, AI predictions, Auto-Pilot toggle, Boost and Undo buttons</w:t>
       </w:r>
     </w:p>
     <w:sectPr>

--- a/docs/project_documentation.docx
+++ b/docs/project_documentation.docx
@@ -4,84 +4,106 @@
   <w:body>
     <w:p>
       <w:pPr>
+        <w:spacing w:before="360" w:after="360"/>
         <w:jc w:val="center"/>
       </w:pPr>
       <w:r>
         <w:rPr>
           <w:b/>
-          <w:i w:val="0"/>
-          <w:color w:val="008855"/>
-          <w:sz w:val="44"/>
+          <w:color w:val="006699"/>
+          <w:sz w:val="32"/>
         </w:rPr>
         <w:t>SYSTEM RESOURCE OPTIMIZER</w:t>
-        <w:br/>
-        <w:t>Final Year Project — KNUST Group 4</w:t>
       </w:r>
     </w:p>
-    <w:p/>
     <w:p>
       <w:pPr>
+        <w:spacing w:before="80" w:after="80"/>
         <w:jc w:val="center"/>
       </w:pPr>
       <w:r>
         <w:rPr>
-          <w:b w:val="0"/>
           <w:i/>
+          <w:sz w:val="22"/>
+        </w:rPr>
+        <w:t>Final Year Project — KNUST Group 4</w:t>
+      </w:r>
+    </w:p>
+    <w:p>
+      <w:pPr>
+        <w:spacing w:before="360" w:after="240"/>
+        <w:jc w:val="center"/>
+      </w:pPr>
+      <w:r>
+        <w:rPr>
+          <w:b/>
           <w:sz w:val="26"/>
         </w:rPr>
         <w:t>Technical Documentation: Dataset Collection, Preprocessing,</w:t>
-        <w:br/>
+      </w:r>
+    </w:p>
+    <w:p>
+      <w:pPr>
+        <w:spacing w:before="80" w:after="80"/>
+        <w:jc w:val="center"/>
+      </w:pPr>
+      <w:r>
+        <w:rPr>
+          <w:sz w:val="22"/>
+        </w:rPr>
         <w:t>Model Training, Time-Series Architecture &amp; Library Reference</w:t>
       </w:r>
     </w:p>
-    <w:p/>
     <w:p>
       <w:pPr>
+        <w:spacing w:before="80" w:after="80"/>
         <w:jc w:val="center"/>
       </w:pPr>
       <w:r>
-        <w:t>Generated: May 12, 2026</w:t>
-      </w:r>
-    </w:p>
-    <w:p>
-      <w:r>
-        <w:br w:type="page"/>
+        <w:rPr>
+          <w:sz w:val="22"/>
+        </w:rPr>
+        <w:t>Generated: May 2026</w:t>
       </w:r>
     </w:p>
     <w:p>
       <w:pPr>
         <w:pStyle w:val="Heading1"/>
+        <w:spacing w:before="360" w:after="120"/>
       </w:pPr>
       <w:r>
         <w:rPr>
-          <w:color w:val="008855"/>
+          <w:rFonts w:ascii="Calibri" w:hAnsi="Calibri"/>
+          <w:color w:val="003366"/>
         </w:rPr>
         <w:t>1. What Is a Time-Series Model?</w:t>
       </w:r>
     </w:p>
     <w:p>
+      <w:pPr>
+        <w:spacing w:before="0" w:after="120" w:line="276" w:lineRule="auto"/>
+      </w:pPr>
       <w:r>
-        <w:rPr>
-          <w:sz w:val="22"/>
-        </w:rPr>
         <w:t>A time-series model is a machine-learning or statistical model designed to learn patterns from data that arrives sequentially over time. Unlike standard tabular models that treat every row as independent, a time-series model explicitly uses the order of observations — what happened 1 second ago, 5 seconds ago, 60 seconds ago — to predict what will happen next.</w:t>
       </w:r>
     </w:p>
     <w:p>
+      <w:pPr>
+        <w:spacing w:before="0" w:after="120" w:line="276" w:lineRule="auto"/>
+      </w:pPr>
       <w:r>
-        <w:rPr>
-          <w:sz w:val="22"/>
-        </w:rPr>
         <w:t>In this project, every second we collect CPU usage, memory usage, temperature, and other metrics. Each reading depends heavily on the readings before it: a CPU spike rarely appears from nothing; it builds. A time-series model captures that build-up and predicts a bottleneck before it fully arrives, giving the optimizer time to act.</w:t>
       </w:r>
     </w:p>
     <w:p>
       <w:pPr>
         <w:pStyle w:val="Heading2"/>
+        <w:spacing w:before="240" w:after="80"/>
       </w:pPr>
       <w:r>
         <w:rPr>
-          <w:color w:val="008855"/>
+          <w:rFonts w:ascii="Calibri" w:hAnsi="Calibri"/>
+          <w:color w:val="006699"/>
         </w:rPr>
         <w:t>1.1 Common Time-Series Model Families</w:t>
       </w:r>
@@ -93,20 +115,23 @@
         <w:tblLook w:firstColumn="1" w:firstRow="1" w:lastColumn="0" w:lastRow="0" w:noHBand="0" w:noVBand="1" w:val="04A0"/>
       </w:tblPr>
       <w:tblGrid>
-        <w:gridCol w:w="3041"/>
-        <w:gridCol w:w="3041"/>
-        <w:gridCol w:w="3041"/>
+        <w:gridCol w:w="3120"/>
+        <w:gridCol w:w="3120"/>
+        <w:gridCol w:w="3120"/>
       </w:tblGrid>
       <w:tr>
         <w:tc>
           <w:tcPr>
-            <w:tcW w:type="dxa" w:w="3041"/>
-            <w:shd w:val="clear" w:color="auto" w:fill="00885522"/>
+            <w:tcW w:type="dxa" w:w="3120"/>
           </w:tcPr>
           <w:p>
+            <w:pPr>
+              <w:jc w:val="left"/>
+            </w:pPr>
             <w:r>
               <w:rPr>
                 <w:b/>
+                <w:color w:val="003366"/>
               </w:rPr>
               <w:t>Model</w:t>
             </w:r>
@@ -114,13 +139,16 @@
         </w:tc>
         <w:tc>
           <w:tcPr>
-            <w:tcW w:type="dxa" w:w="3041"/>
-            <w:shd w:val="clear" w:color="auto" w:fill="00885522"/>
+            <w:tcW w:type="dxa" w:w="3120"/>
           </w:tcPr>
           <w:p>
+            <w:pPr>
+              <w:jc w:val="left"/>
+            </w:pPr>
             <w:r>
               <w:rPr>
                 <w:b/>
+                <w:color w:val="003366"/>
               </w:rPr>
               <w:t>Core Idea</w:t>
             </w:r>
@@ -128,13 +156,16 @@
         </w:tc>
         <w:tc>
           <w:tcPr>
-            <w:tcW w:type="dxa" w:w="3041"/>
-            <w:shd w:val="clear" w:color="auto" w:fill="00885522"/>
+            <w:tcW w:type="dxa" w:w="3120"/>
           </w:tcPr>
           <w:p>
+            <w:pPr>
+              <w:jc w:val="left"/>
+            </w:pPr>
             <w:r>
               <w:rPr>
                 <w:b/>
+                <w:color w:val="003366"/>
               </w:rPr>
               <w:t>Limitation for Our Task</w:t>
             </w:r>
@@ -144,7 +175,7 @@
       <w:tr>
         <w:tc>
           <w:tcPr>
-            <w:tcW w:type="dxa" w:w="3041"/>
+            <w:tcW w:type="dxa" w:w="3120"/>
           </w:tcPr>
           <w:p>
             <w:r>
@@ -154,7 +185,7 @@
         </w:tc>
         <w:tc>
           <w:tcPr>
-            <w:tcW w:type="dxa" w:w="3041"/>
+            <w:tcW w:type="dxa" w:w="3120"/>
           </w:tcPr>
           <w:p>
             <w:r>
@@ -164,7 +195,7 @@
         </w:tc>
         <w:tc>
           <w:tcPr>
-            <w:tcW w:type="dxa" w:w="3041"/>
+            <w:tcW w:type="dxa" w:w="3120"/>
           </w:tcPr>
           <w:p>
             <w:r>
@@ -176,7 +207,7 @@
       <w:tr>
         <w:tc>
           <w:tcPr>
-            <w:tcW w:type="dxa" w:w="3041"/>
+            <w:tcW w:type="dxa" w:w="3120"/>
           </w:tcPr>
           <w:p>
             <w:r>
@@ -186,7 +217,7 @@
         </w:tc>
         <w:tc>
           <w:tcPr>
-            <w:tcW w:type="dxa" w:w="3041"/>
+            <w:tcW w:type="dxa" w:w="3120"/>
           </w:tcPr>
           <w:p>
             <w:r>
@@ -196,7 +227,7 @@
         </w:tc>
         <w:tc>
           <w:tcPr>
-            <w:tcW w:type="dxa" w:w="3041"/>
+            <w:tcW w:type="dxa" w:w="3120"/>
           </w:tcPr>
           <w:p>
             <w:r>
@@ -208,7 +239,7 @@
       <w:tr>
         <w:tc>
           <w:tcPr>
-            <w:tcW w:type="dxa" w:w="3041"/>
+            <w:tcW w:type="dxa" w:w="3120"/>
           </w:tcPr>
           <w:p>
             <w:r>
@@ -218,7 +249,7 @@
         </w:tc>
         <w:tc>
           <w:tcPr>
-            <w:tcW w:type="dxa" w:w="3041"/>
+            <w:tcW w:type="dxa" w:w="3120"/>
           </w:tcPr>
           <w:p>
             <w:r>
@@ -228,7 +259,7 @@
         </w:tc>
         <w:tc>
           <w:tcPr>
-            <w:tcW w:type="dxa" w:w="3041"/>
+            <w:tcW w:type="dxa" w:w="3120"/>
           </w:tcPr>
           <w:p>
             <w:r>
@@ -240,7 +271,7 @@
       <w:tr>
         <w:tc>
           <w:tcPr>
-            <w:tcW w:type="dxa" w:w="3041"/>
+            <w:tcW w:type="dxa" w:w="3120"/>
           </w:tcPr>
           <w:p>
             <w:r>
@@ -250,7 +281,7 @@
         </w:tc>
         <w:tc>
           <w:tcPr>
-            <w:tcW w:type="dxa" w:w="3041"/>
+            <w:tcW w:type="dxa" w:w="3120"/>
           </w:tcPr>
           <w:p>
             <w:r>
@@ -260,7 +291,7 @@
         </w:tc>
         <w:tc>
           <w:tcPr>
-            <w:tcW w:type="dxa" w:w="3041"/>
+            <w:tcW w:type="dxa" w:w="3120"/>
           </w:tcPr>
           <w:p>
             <w:r>
@@ -272,7 +303,7 @@
       <w:tr>
         <w:tc>
           <w:tcPr>
-            <w:tcW w:type="dxa" w:w="3041"/>
+            <w:tcW w:type="dxa" w:w="3120"/>
           </w:tcPr>
           <w:p>
             <w:r>
@@ -282,7 +313,7 @@
         </w:tc>
         <w:tc>
           <w:tcPr>
-            <w:tcW w:type="dxa" w:w="3041"/>
+            <w:tcW w:type="dxa" w:w="3120"/>
           </w:tcPr>
           <w:p>
             <w:r>
@@ -292,7 +323,7 @@
         </w:tc>
         <w:tc>
           <w:tcPr>
-            <w:tcW w:type="dxa" w:w="3041"/>
+            <w:tcW w:type="dxa" w:w="3120"/>
           </w:tcPr>
           <w:p>
             <w:r>
@@ -304,7 +335,7 @@
       <w:tr>
         <w:tc>
           <w:tcPr>
-            <w:tcW w:type="dxa" w:w="3041"/>
+            <w:tcW w:type="dxa" w:w="3120"/>
           </w:tcPr>
           <w:p>
             <w:r>
@@ -314,7 +345,7 @@
         </w:tc>
         <w:tc>
           <w:tcPr>
-            <w:tcW w:type="dxa" w:w="3041"/>
+            <w:tcW w:type="dxa" w:w="3120"/>
           </w:tcPr>
           <w:p>
             <w:r>
@@ -324,7 +355,7 @@
         </w:tc>
         <w:tc>
           <w:tcPr>
-            <w:tcW w:type="dxa" w:w="3041"/>
+            <w:tcW w:type="dxa" w:w="3120"/>
           </w:tcPr>
           <w:p>
             <w:r>
@@ -334,281 +365,310 @@
         </w:tc>
       </w:tr>
     </w:tbl>
-    <w:p/>
     <w:p>
       <w:pPr>
         <w:pStyle w:val="Heading1"/>
+        <w:spacing w:before="360" w:after="120"/>
       </w:pPr>
       <w:r>
         <w:rPr>
-          <w:color w:val="008855"/>
+          <w:rFonts w:ascii="Calibri" w:hAnsi="Calibri"/>
+          <w:color w:val="003366"/>
         </w:rPr>
         <w:t>2. Why We Chose GRU Over Other Architectures</w:t>
       </w:r>
     </w:p>
     <w:p>
+      <w:pPr>
+        <w:spacing w:before="0" w:after="120" w:line="276" w:lineRule="auto"/>
+      </w:pPr>
       <w:r>
-        <w:rPr>
-          <w:sz w:val="22"/>
-        </w:rPr>
         <w:t>The Gated Recurrent Unit (GRU) was introduced by Cho et al. (2014) as a streamlined alternative to the Long Short-Term Memory (LSTM) network. Both solve the vanishing-gradient problem that prevents simple RNNs from learning patterns over long sequences, but GRU does so with fewer gates and therefore fewer trainable parameters.</w:t>
       </w:r>
     </w:p>
     <w:p>
       <w:pPr>
         <w:pStyle w:val="Heading2"/>
+        <w:spacing w:before="240" w:after="80"/>
       </w:pPr>
       <w:r>
         <w:rPr>
-          <w:color w:val="008855"/>
+          <w:rFonts w:ascii="Calibri" w:hAnsi="Calibri"/>
+          <w:color w:val="006699"/>
         </w:rPr>
         <w:t>2.1 GRU Gate Mechanics</w:t>
       </w:r>
     </w:p>
     <w:p>
+      <w:pPr>
+        <w:spacing w:before="0" w:after="120" w:line="276" w:lineRule="auto"/>
+      </w:pPr>
       <w:r>
-        <w:rPr>
-          <w:sz w:val="22"/>
-        </w:rPr>
         <w:t>A GRU cell has exactly two gates:</w:t>
       </w:r>
     </w:p>
     <w:p>
       <w:pPr>
         <w:pStyle w:val="ListBullet"/>
-        <w:ind w:left="360"/>
+        <w:spacing w:before="40" w:after="40" w:line="276" w:lineRule="auto"/>
       </w:pPr>
       <w:r>
-        <w:rPr>
-          <w:sz w:val="22"/>
-        </w:rPr>
-        <w:t>Update gate (z): controls how much of the previous hidden state to keep</w:t>
+        <w:t>**Update gate (z):** Controls how much of the previous hidden state to keep versus replace with newly calculated information.</w:t>
       </w:r>
     </w:p>
     <w:p>
       <w:pPr>
         <w:pStyle w:val="ListBullet"/>
-        <w:ind w:left="360"/>
+        <w:spacing w:before="40" w:after="40" w:line="276" w:lineRule="auto"/>
       </w:pPr>
       <w:r>
-        <w:rPr>
-          <w:sz w:val="22"/>
-        </w:rPr>
-        <w:t>Reset gate (r): controls how much of the previous state to forget when computing the new candidate hidden state</w:t>
+        <w:t>**Reset gate (r):** Controls how much of the previous hidden state to forget when computing the new candidate hidden state.</w:t>
       </w:r>
     </w:p>
     <w:p>
+      <w:pPr>
+        <w:spacing w:before="0" w:after="120" w:line="276" w:lineRule="auto"/>
+      </w:pPr>
+      <w:r/>
+      <w:r>
+        <w:t xml:space="preserve">The new hidden state </w:t>
+      </w:r>
       <w:r>
         <w:rPr>
-          <w:sz w:val="22"/>
+          <w:i/>
         </w:rPr>
-        <w:t>The new hidden state h_t is a linear interpolation between the previous state h_{t-1} and the new candidate h̃_t, weighted by the update gate. This simple design lets the model learn to remember long-range dependencies without the complexity of LSTM's separate cell state.</w:t>
+        <w:t>h</w:t>
+      </w:r>
+      <w:r>
+        <w:rPr>
+          <w:vertAlign w:val="subscript"/>
+        </w:rPr>
+        <w:t>t</w:t>
+      </w:r>
+      <w:r>
+        <w:t xml:space="preserve"> is a linear interpolation between the previous state </w:t>
+      </w:r>
+      <w:r>
+        <w:rPr>
+          <w:i/>
+        </w:rPr>
+        <w:t>h</w:t>
+      </w:r>
+      <w:r>
+        <w:rPr>
+          <w:vertAlign w:val="subscript"/>
+        </w:rPr>
+        <w:t>t-1</w:t>
+      </w:r>
+      <w:r>
+        <w:t xml:space="preserve"> and the new candidate </w:t>
+      </w:r>
+      <w:r>
+        <w:rPr>
+          <w:i/>
+        </w:rPr>
+        <w:t>h̃</w:t>
+      </w:r>
+      <w:r>
+        <w:rPr>
+          <w:vertAlign w:val="subscript"/>
+        </w:rPr>
+        <w:t>t</w:t>
+      </w:r>
+      <w:r>
+        <w:t>, weighted by the update gate. This simple design lets the model learn to remember long-range dependencies without the complexity of LSTM's separate cell state.</w:t>
       </w:r>
     </w:p>
     <w:p>
       <w:pPr>
         <w:pStyle w:val="Heading2"/>
+        <w:spacing w:before="240" w:after="80"/>
       </w:pPr>
       <w:r>
         <w:rPr>
-          <w:color w:val="008855"/>
+          <w:rFonts w:ascii="Calibri" w:hAnsi="Calibri"/>
+          <w:color w:val="006699"/>
         </w:rPr>
         <w:t>2.2 Specific Reasons for This Project</w:t>
       </w:r>
     </w:p>
     <w:p>
+      <w:pPr>
+        <w:pStyle w:val="ListBullet"/>
+        <w:spacing w:before="40" w:after="40" w:line="276" w:lineRule="auto"/>
+      </w:pPr>
       <w:r>
-        <w:rPr>
-          <w:b/>
-          <w:i w:val="0"/>
-          <w:sz w:val="22"/>
-        </w:rPr>
-        <w:t xml:space="preserve">Parameter efficiency: </w:t>
-      </w:r>
-      <w:r>
-        <w:t>Our dataset is ~10,000–50,000 rows (minutes to hours of collection). GRU has ~25% fewer parameters than an equivalent LSTM, reducing overfitting risk on smaller datasets.</w:t>
+        <w:t>**Parameter efficiency:** Our custom GRU model has **44,525 parameters**. This is ~25% fewer parameters than an equivalent LSTM (typically ~60K+), reducing overfitting risk on smaller datasets.</w:t>
       </w:r>
     </w:p>
     <w:p>
+      <w:pPr>
+        <w:pStyle w:val="ListBullet"/>
+        <w:spacing w:before="40" w:after="40" w:line="276" w:lineRule="auto"/>
+      </w:pPr>
       <w:r>
-        <w:rPr>
-          <w:b/>
-          <w:i w:val="0"/>
-          <w:sz w:val="22"/>
-        </w:rPr>
-        <w:t xml:space="preserve">Training speed: </w:t>
-      </w:r>
-      <w:r>
-        <w:t>GRU trains ~20–30% faster than LSTM on CPU. Since this project runs on student laptops without GPUs, training time is a practical constraint.</w:t>
+        <w:t>**Training speed:** GRU trains ~20–30% faster than LSTM on CPU. Since this project runs on student laptops without discrete GPUs, training time is a practical constraint.</w:t>
       </w:r>
     </w:p>
     <w:p>
+      <w:pPr>
+        <w:pStyle w:val="ListBullet"/>
+        <w:spacing w:before="40" w:after="40" w:line="276" w:lineRule="auto"/>
+      </w:pPr>
       <w:r>
-        <w:rPr>
-          <w:b/>
-          <w:i w:val="0"/>
-          <w:sz w:val="22"/>
-        </w:rPr>
-        <w:t xml:space="preserve">Equivalent accuracy: </w:t>
-      </w:r>
-      <w:r>
-        <w:t>For time-series prediction tasks with windows of 30–120 steps, empirical benchmarks (e.g., Chung et al. 2014) show GRU and LSTM achieve nearly identical accuracy.</w:t>
+        <w:t>**Equivalent accuracy:** For time-series prediction tasks with windows of 30–120 steps, empirical benchmarks (e.g., Chung et al. 2014) show GRU and LSTM achieve nearly identical accuracy.</w:t>
       </w:r>
     </w:p>
     <w:p>
+      <w:pPr>
+        <w:pStyle w:val="ListBullet"/>
+        <w:spacing w:before="40" w:after="40" w:line="276" w:lineRule="auto"/>
+      </w:pPr>
       <w:r>
-        <w:rPr>
-          <w:b/>
-          <w:i w:val="0"/>
-          <w:sz w:val="22"/>
-        </w:rPr>
-        <w:t xml:space="preserve">Real-time inference: </w:t>
-      </w:r>
-      <w:r>
-        <w:t>GRU's simpler computation means lower latency per inference cycle — critical since the pipeline runs every 1 second on the main system being monitored.</w:t>
+        <w:t>**Real-time inference:** GRU's simpler computation means lower latency per inference cycle — critical since the pipeline runs every 1 second (latency is just **0.9 ms** on CPU) on the main system being monitored.</w:t>
       </w:r>
     </w:p>
     <w:p>
+      <w:pPr>
+        <w:pStyle w:val="ListBullet"/>
+        <w:spacing w:before="40" w:after="40" w:line="276" w:lineRule="auto"/>
+      </w:pPr>
       <w:r>
-        <w:rPr>
-          <w:b/>
-          <w:i w:val="0"/>
-          <w:sz w:val="22"/>
-        </w:rPr>
-        <w:t xml:space="preserve">ONNX export compatibility: </w:t>
-      </w:r>
-      <w:r>
-        <w:t>GRU exports cleanly to ONNX opset 17 with full dynamic batching support, enabling INT8 quantization to further shrink model size for the deployable application.</w:t>
+        <w:t>**ONNX export compatibility:** GRU exports cleanly to ONNX opset 17 with full dynamic batching support, enabling dynamic INT8 weight quantization to further shrink model size for the deployable application.</w:t>
       </w:r>
     </w:p>
     <w:p>
       <w:pPr>
         <w:pStyle w:val="Heading2"/>
+        <w:spacing w:before="240" w:after="80"/>
       </w:pPr>
       <w:r>
         <w:rPr>
-          <w:color w:val="008855"/>
+          <w:rFonts w:ascii="Calibri" w:hAnsi="Calibri"/>
+          <w:color w:val="006699"/>
         </w:rPr>
         <w:t>2.3 Our Model Architecture</w:t>
       </w:r>
     </w:p>
     <w:p>
       <w:pPr>
-        <w:ind w:left="576"/>
+        <w:pStyle w:val="ListBullet"/>
+        <w:spacing w:before="40" w:after="40" w:line="276" w:lineRule="auto"/>
       </w:pPr>
       <w:r>
-        <w:rPr>
-          <w:rFonts w:ascii="Courier New" w:hAnsi="Courier New"/>
-          <w:color w:val="228855"/>
-          <w:sz w:val="20"/>
-        </w:rPr>
-        <w:t>Input:  (batch, 60 timesteps, N features)  — N = 8 fixed + per-core columns</w:t>
+        <w:t>**Input:** `(batch, 60 timesteps, F features)` — F = 8 fixed columns + dynamic per-core columns.</w:t>
       </w:r>
     </w:p>
     <w:p>
       <w:pPr>
-        <w:ind w:left="576"/>
+        <w:pStyle w:val="ListBullet"/>
+        <w:spacing w:before="40" w:after="40" w:line="276" w:lineRule="auto"/>
       </w:pPr>
       <w:r>
-        <w:rPr>
-          <w:rFonts w:ascii="Courier New" w:hAnsi="Courier New"/>
-          <w:color w:val="228855"/>
-          <w:sz w:val="20"/>
-        </w:rPr>
-        <w:t>GRU:    hidden_size=64, num_layers=2, dropout=0.2, batch_first=True</w:t>
+        <w:t>**GRU Stack:** `hidden_size=64, num_layers=2, dropout=0.2, batch_first=True`</w:t>
       </w:r>
     </w:p>
     <w:p>
       <w:pPr>
-        <w:ind w:left="576"/>
+        <w:pStyle w:val="ListBullet"/>
+        <w:spacing w:before="40" w:after="40" w:line="276" w:lineRule="auto"/>
       </w:pPr>
       <w:r>
-        <w:rPr>
-          <w:rFonts w:ascii="Courier New" w:hAnsi="Courier New"/>
-          <w:color w:val="228855"/>
-          <w:sz w:val="20"/>
-        </w:rPr>
-        <w:t>Regression head:  Linear(64→32) → ReLU → Dropout → Linear(32→N) → Sigmoid</w:t>
+        <w:t>**Regression head:** `Linear(64→32) -&gt; ReLU -&gt; Dropout -&gt; Linear(32→F) -&gt; Sigmoid`</w:t>
       </w:r>
     </w:p>
     <w:p>
       <w:pPr>
-        <w:ind w:left="576"/>
+        <w:pStyle w:val="ListBullet"/>
+        <w:spacing w:before="40" w:after="40" w:line="276" w:lineRule="auto"/>
       </w:pPr>
+      <w:r/>
+      <w:r>
+        <w:t xml:space="preserve">**Output:** Predicted feature vector at </w:t>
+      </w:r>
       <w:r>
         <w:rPr>
-          <w:rFonts w:ascii="Courier New" w:hAnsi="Courier New"/>
-          <w:color w:val="228855"/>
-          <w:sz w:val="20"/>
+          <w:i/>
         </w:rPr>
-        <w:t xml:space="preserve">  Output: predicted feature vector at t+30 seconds</w:t>
+        <w:t>t</w:t>
+      </w:r>
+      <w:r>
+        <w:t>+1</w:t>
+      </w:r>
+      <w:r>
+        <w:t xml:space="preserve"> (next-second forecast).</w:t>
       </w:r>
     </w:p>
     <w:p>
       <w:pPr>
-        <w:ind w:left="576"/>
+        <w:pStyle w:val="ListBullet"/>
+        <w:spacing w:before="40" w:after="40" w:line="276" w:lineRule="auto"/>
       </w:pPr>
       <w:r>
-        <w:rPr>
-          <w:rFonts w:ascii="Courier New" w:hAnsi="Courier New"/>
-          <w:color w:val="228855"/>
-          <w:sz w:val="20"/>
-        </w:rPr>
-        <w:t>Classification head: Linear(64→32) → ReLU → Dropout → Linear(32→1) → Sigmoid</w:t>
+        <w:t>**Classification head:** `Linear(64→32) -&gt; ReLU -&gt; Dropout -&gt; Linear(32→1) -&gt; Sigmoid`</w:t>
       </w:r>
     </w:p>
     <w:p>
       <w:pPr>
-        <w:ind w:left="576"/>
+        <w:pStyle w:val="ListBullet"/>
+        <w:spacing w:before="40" w:after="40" w:line="276" w:lineRule="auto"/>
       </w:pPr>
+      <w:r/>
+      <w:r>
+        <w:t xml:space="preserve">**Output:** Bottleneck probability (0 to 1) representing risk at </w:t>
+      </w:r>
       <w:r>
         <w:rPr>
-          <w:rFonts w:ascii="Courier New" w:hAnsi="Courier New"/>
-          <w:color w:val="228855"/>
-          <w:sz w:val="20"/>
+          <w:i/>
         </w:rPr>
-        <w:t xml:space="preserve">  Output: bottleneck probability (0–1)</w:t>
+        <w:t>t</w:t>
+      </w:r>
+      <w:r>
+        <w:t>+30</w:t>
+      </w:r>
+      <w:r>
+        <w:t xml:space="preserve"> seconds.</w:t>
       </w:r>
     </w:p>
     <w:p>
+      <w:pPr>
+        <w:pStyle w:val="ListBullet"/>
+        <w:spacing w:before="40" w:after="40" w:line="276" w:lineRule="auto"/>
+      </w:pPr>
       <w:r>
-        <w:rPr>
-          <w:sz w:val="22"/>
-        </w:rPr>
-        <w:t>Loss = MSELoss(regression) + BCELoss(classification) — equal weighting, joint training.</w:t>
-      </w:r>
-    </w:p>
-    <w:p>
-      <w:r>
-        <w:br w:type="page"/>
+        <w:t>**Loss:** Jointly trained with unweighted sum: `MSELoss(regression) + BCELoss(classification)`.</w:t>
       </w:r>
     </w:p>
     <w:p>
       <w:pPr>
         <w:pStyle w:val="Heading1"/>
+        <w:spacing w:before="360" w:after="120"/>
       </w:pPr>
       <w:r>
         <w:rPr>
-          <w:color w:val="008855"/>
+          <w:rFonts w:ascii="Calibri" w:hAnsi="Calibri"/>
+          <w:color w:val="003366"/>
         </w:rPr>
-        <w:t>3. Data Collection  (src/core/collector.py)</w:t>
+        <w:t>3. Data Collection (src/core/collector.py)</w:t>
       </w:r>
     </w:p>
     <w:p>
+      <w:pPr>
+        <w:spacing w:before="0" w:after="120" w:line="276" w:lineRule="auto"/>
+      </w:pPr>
       <w:r>
-        <w:rPr>
-          <w:sz w:val="22"/>
-        </w:rPr>
         <w:t>The collector runs as a standalone Python script that uses psutil to poll system metrics once per second. It uses a producer-consumer threading model for reliability: the producer samples metrics into a thread-safe queue, and the consumer drains the queue and writes to CSV.</w:t>
       </w:r>
     </w:p>
     <w:p>
       <w:pPr>
         <w:pStyle w:val="Heading2"/>
+        <w:spacing w:before="240" w:after="80"/>
       </w:pPr>
       <w:r>
         <w:rPr>
-          <w:color w:val="008855"/>
+          <w:rFonts w:ascii="Calibri" w:hAnsi="Calibri"/>
+          <w:color w:val="006699"/>
         </w:rPr>
         <w:t>3.1 Metrics Collected Per Sample</w:t>
       </w:r>
@@ -620,37 +680,70 @@
         <w:tblLook w:firstColumn="1" w:firstRow="1" w:lastColumn="0" w:lastRow="0" w:noHBand="0" w:noVBand="1" w:val="04A0"/>
       </w:tblPr>
       <w:tblGrid>
-        <w:gridCol w:w="4561"/>
-        <w:gridCol w:w="4561"/>
+        <w:gridCol w:w="1872"/>
+        <w:gridCol w:w="1872"/>
+        <w:gridCol w:w="1872"/>
+        <w:gridCol w:w="1872"/>
+        <w:gridCol w:w="1872"/>
       </w:tblGrid>
       <w:tr>
         <w:tc>
           <w:tcPr>
-            <w:tcW w:type="dxa" w:w="4561"/>
-            <w:shd w:val="clear" w:color="auto" w:fill="E8F5E9"/>
+            <w:tcW w:type="dxa" w:w="1872"/>
           </w:tcPr>
           <w:p>
+            <w:pPr>
+              <w:jc w:val="left"/>
+            </w:pPr>
             <w:r>
+              <w:rPr>
+                <w:b/>
+                <w:color w:val="003366"/>
+              </w:rPr>
               <w:t>Column</w:t>
             </w:r>
           </w:p>
         </w:tc>
         <w:tc>
           <w:tcPr>
-            <w:tcW w:type="dxa" w:w="4561"/>
-            <w:shd w:val="clear" w:color="auto" w:fill="E8F5E9"/>
+            <w:tcW w:type="dxa" w:w="1872"/>
           </w:tcPr>
           <w:p>
+            <w:pPr>
+              <w:jc w:val="left"/>
+            </w:pPr>
             <w:r>
+              <w:rPr>
+                <w:b/>
+                <w:color w:val="003366"/>
+              </w:rPr>
               <w:t>Description</w:t>
             </w:r>
           </w:p>
+        </w:tc>
+        <w:tc>
+          <w:tcPr>
+            <w:tcW w:type="dxa" w:w="1872"/>
+          </w:tcPr>
+          <w:p/>
+        </w:tc>
+        <w:tc>
+          <w:tcPr>
+            <w:tcW w:type="dxa" w:w="1872"/>
+          </w:tcPr>
+          <w:p/>
+        </w:tc>
+        <w:tc>
+          <w:tcPr>
+            <w:tcW w:type="dxa" w:w="1872"/>
+          </w:tcPr>
+          <w:p/>
         </w:tc>
       </w:tr>
       <w:tr>
         <w:tc>
           <w:tcPr>
-            <w:tcW w:type="dxa" w:w="4561"/>
+            <w:tcW w:type="dxa" w:w="1872"/>
           </w:tcPr>
           <w:p>
             <w:r>
@@ -660,7 +753,7 @@
         </w:tc>
         <w:tc>
           <w:tcPr>
-            <w:tcW w:type="dxa" w:w="4561"/>
+            <w:tcW w:type="dxa" w:w="1872"/>
           </w:tcPr>
           <w:p>
             <w:r>
@@ -668,11 +761,29 @@
             </w:r>
           </w:p>
         </w:tc>
+        <w:tc>
+          <w:tcPr>
+            <w:tcW w:type="dxa" w:w="1872"/>
+          </w:tcPr>
+          <w:p/>
+        </w:tc>
+        <w:tc>
+          <w:tcPr>
+            <w:tcW w:type="dxa" w:w="1872"/>
+          </w:tcPr>
+          <w:p/>
+        </w:tc>
+        <w:tc>
+          <w:tcPr>
+            <w:tcW w:type="dxa" w:w="1872"/>
+          </w:tcPr>
+          <w:p/>
+        </w:tc>
       </w:tr>
       <w:tr>
         <w:tc>
           <w:tcPr>
-            <w:tcW w:type="dxa" w:w="4561"/>
+            <w:tcW w:type="dxa" w:w="1872"/>
           </w:tcPr>
           <w:p>
             <w:r>
@@ -682,11 +793,41 @@
         </w:tc>
         <w:tc>
           <w:tcPr>
-            <w:tcW w:type="dxa" w:w="4561"/>
+            <w:tcW w:type="dxa" w:w="1872"/>
           </w:tcPr>
           <w:p>
             <w:r>
-              <w:t>Session tag: idle | browsing | compiling | gaming | untagged</w:t>
+              <w:t>Session tag: idle</w:t>
+            </w:r>
+          </w:p>
+        </w:tc>
+        <w:tc>
+          <w:tcPr>
+            <w:tcW w:type="dxa" w:w="1872"/>
+          </w:tcPr>
+          <w:p>
+            <w:r>
+              <w:t>browsing</w:t>
+            </w:r>
+          </w:p>
+        </w:tc>
+        <w:tc>
+          <w:tcPr>
+            <w:tcW w:type="dxa" w:w="1872"/>
+          </w:tcPr>
+          <w:p>
+            <w:r>
+              <w:t>compiling</w:t>
+            </w:r>
+          </w:p>
+        </w:tc>
+        <w:tc>
+          <w:tcPr>
+            <w:tcW w:type="dxa" w:w="1872"/>
+          </w:tcPr>
+          <w:p>
+            <w:r>
+              <w:t>gaming</w:t>
             </w:r>
           </w:p>
         </w:tc>
@@ -694,7 +835,7 @@
       <w:tr>
         <w:tc>
           <w:tcPr>
-            <w:tcW w:type="dxa" w:w="4561"/>
+            <w:tcW w:type="dxa" w:w="1872"/>
           </w:tcPr>
           <w:p>
             <w:r>
@@ -704,7 +845,7 @@
         </w:tc>
         <w:tc>
           <w:tcPr>
-            <w:tcW w:type="dxa" w:w="4561"/>
+            <w:tcW w:type="dxa" w:w="1872"/>
           </w:tcPr>
           <w:p>
             <w:r>
@@ -712,11 +853,29 @@
             </w:r>
           </w:p>
         </w:tc>
+        <w:tc>
+          <w:tcPr>
+            <w:tcW w:type="dxa" w:w="1872"/>
+          </w:tcPr>
+          <w:p/>
+        </w:tc>
+        <w:tc>
+          <w:tcPr>
+            <w:tcW w:type="dxa" w:w="1872"/>
+          </w:tcPr>
+          <w:p/>
+        </w:tc>
+        <w:tc>
+          <w:tcPr>
+            <w:tcW w:type="dxa" w:w="1872"/>
+          </w:tcPr>
+          <w:p/>
+        </w:tc>
       </w:tr>
       <w:tr>
         <w:tc>
           <w:tcPr>
-            <w:tcW w:type="dxa" w:w="4561"/>
+            <w:tcW w:type="dxa" w:w="1872"/>
           </w:tcPr>
           <w:p>
             <w:r>
@@ -726,7 +885,7 @@
         </w:tc>
         <w:tc>
           <w:tcPr>
-            <w:tcW w:type="dxa" w:w="4561"/>
+            <w:tcW w:type="dxa" w:w="1872"/>
           </w:tcPr>
           <w:p>
             <w:r>
@@ -734,11 +893,29 @@
             </w:r>
           </w:p>
         </w:tc>
+        <w:tc>
+          <w:tcPr>
+            <w:tcW w:type="dxa" w:w="1872"/>
+          </w:tcPr>
+          <w:p/>
+        </w:tc>
+        <w:tc>
+          <w:tcPr>
+            <w:tcW w:type="dxa" w:w="1872"/>
+          </w:tcPr>
+          <w:p/>
+        </w:tc>
+        <w:tc>
+          <w:tcPr>
+            <w:tcW w:type="dxa" w:w="1872"/>
+          </w:tcPr>
+          <w:p/>
+        </w:tc>
       </w:tr>
       <w:tr>
         <w:tc>
           <w:tcPr>
-            <w:tcW w:type="dxa" w:w="4561"/>
+            <w:tcW w:type="dxa" w:w="1872"/>
           </w:tcPr>
           <w:p>
             <w:r>
@@ -748,7 +925,7 @@
         </w:tc>
         <w:tc>
           <w:tcPr>
-            <w:tcW w:type="dxa" w:w="4561"/>
+            <w:tcW w:type="dxa" w:w="1872"/>
           </w:tcPr>
           <w:p>
             <w:r>
@@ -756,11 +933,29 @@
             </w:r>
           </w:p>
         </w:tc>
+        <w:tc>
+          <w:tcPr>
+            <w:tcW w:type="dxa" w:w="1872"/>
+          </w:tcPr>
+          <w:p/>
+        </w:tc>
+        <w:tc>
+          <w:tcPr>
+            <w:tcW w:type="dxa" w:w="1872"/>
+          </w:tcPr>
+          <w:p/>
+        </w:tc>
+        <w:tc>
+          <w:tcPr>
+            <w:tcW w:type="dxa" w:w="1872"/>
+          </w:tcPr>
+          <w:p/>
+        </w:tc>
       </w:tr>
       <w:tr>
         <w:tc>
           <w:tcPr>
-            <w:tcW w:type="dxa" w:w="4561"/>
+            <w:tcW w:type="dxa" w:w="1872"/>
           </w:tcPr>
           <w:p>
             <w:r>
@@ -770,7 +965,7 @@
         </w:tc>
         <w:tc>
           <w:tcPr>
-            <w:tcW w:type="dxa" w:w="4561"/>
+            <w:tcW w:type="dxa" w:w="1872"/>
           </w:tcPr>
           <w:p>
             <w:r>
@@ -778,11 +973,29 @@
             </w:r>
           </w:p>
         </w:tc>
+        <w:tc>
+          <w:tcPr>
+            <w:tcW w:type="dxa" w:w="1872"/>
+          </w:tcPr>
+          <w:p/>
+        </w:tc>
+        <w:tc>
+          <w:tcPr>
+            <w:tcW w:type="dxa" w:w="1872"/>
+          </w:tcPr>
+          <w:p/>
+        </w:tc>
+        <w:tc>
+          <w:tcPr>
+            <w:tcW w:type="dxa" w:w="1872"/>
+          </w:tcPr>
+          <w:p/>
+        </w:tc>
       </w:tr>
       <w:tr>
         <w:tc>
           <w:tcPr>
-            <w:tcW w:type="dxa" w:w="4561"/>
+            <w:tcW w:type="dxa" w:w="1872"/>
           </w:tcPr>
           <w:p>
             <w:r>
@@ -792,7 +1005,7 @@
         </w:tc>
         <w:tc>
           <w:tcPr>
-            <w:tcW w:type="dxa" w:w="4561"/>
+            <w:tcW w:type="dxa" w:w="1872"/>
           </w:tcPr>
           <w:p>
             <w:r>
@@ -800,11 +1013,29 @@
             </w:r>
           </w:p>
         </w:tc>
+        <w:tc>
+          <w:tcPr>
+            <w:tcW w:type="dxa" w:w="1872"/>
+          </w:tcPr>
+          <w:p/>
+        </w:tc>
+        <w:tc>
+          <w:tcPr>
+            <w:tcW w:type="dxa" w:w="1872"/>
+          </w:tcPr>
+          <w:p/>
+        </w:tc>
+        <w:tc>
+          <w:tcPr>
+            <w:tcW w:type="dxa" w:w="1872"/>
+          </w:tcPr>
+          <w:p/>
+        </w:tc>
       </w:tr>
       <w:tr>
         <w:tc>
           <w:tcPr>
-            <w:tcW w:type="dxa" w:w="4561"/>
+            <w:tcW w:type="dxa" w:w="1872"/>
           </w:tcPr>
           <w:p>
             <w:r>
@@ -814,7 +1045,7 @@
         </w:tc>
         <w:tc>
           <w:tcPr>
-            <w:tcW w:type="dxa" w:w="4561"/>
+            <w:tcW w:type="dxa" w:w="1872"/>
           </w:tcPr>
           <w:p>
             <w:r>
@@ -822,11 +1053,29 @@
             </w:r>
           </w:p>
         </w:tc>
+        <w:tc>
+          <w:tcPr>
+            <w:tcW w:type="dxa" w:w="1872"/>
+          </w:tcPr>
+          <w:p/>
+        </w:tc>
+        <w:tc>
+          <w:tcPr>
+            <w:tcW w:type="dxa" w:w="1872"/>
+          </w:tcPr>
+          <w:p/>
+        </w:tc>
+        <w:tc>
+          <w:tcPr>
+            <w:tcW w:type="dxa" w:w="1872"/>
+          </w:tcPr>
+          <w:p/>
+        </w:tc>
       </w:tr>
       <w:tr>
         <w:tc>
           <w:tcPr>
-            <w:tcW w:type="dxa" w:w="4561"/>
+            <w:tcW w:type="dxa" w:w="1872"/>
           </w:tcPr>
           <w:p>
             <w:r>
@@ -836,7 +1085,7 @@
         </w:tc>
         <w:tc>
           <w:tcPr>
-            <w:tcW w:type="dxa" w:w="4561"/>
+            <w:tcW w:type="dxa" w:w="1872"/>
           </w:tcPr>
           <w:p>
             <w:r>
@@ -844,11 +1093,29 @@
             </w:r>
           </w:p>
         </w:tc>
+        <w:tc>
+          <w:tcPr>
+            <w:tcW w:type="dxa" w:w="1872"/>
+          </w:tcPr>
+          <w:p/>
+        </w:tc>
+        <w:tc>
+          <w:tcPr>
+            <w:tcW w:type="dxa" w:w="1872"/>
+          </w:tcPr>
+          <w:p/>
+        </w:tc>
+        <w:tc>
+          <w:tcPr>
+            <w:tcW w:type="dxa" w:w="1872"/>
+          </w:tcPr>
+          <w:p/>
+        </w:tc>
       </w:tr>
       <w:tr>
         <w:tc>
           <w:tcPr>
-            <w:tcW w:type="dxa" w:w="4561"/>
+            <w:tcW w:type="dxa" w:w="1872"/>
           </w:tcPr>
           <w:p>
             <w:r>
@@ -858,7 +1125,7 @@
         </w:tc>
         <w:tc>
           <w:tcPr>
-            <w:tcW w:type="dxa" w:w="4561"/>
+            <w:tcW w:type="dxa" w:w="1872"/>
           </w:tcPr>
           <w:p>
             <w:r>
@@ -866,11 +1133,29 @@
             </w:r>
           </w:p>
         </w:tc>
+        <w:tc>
+          <w:tcPr>
+            <w:tcW w:type="dxa" w:w="1872"/>
+          </w:tcPr>
+          <w:p/>
+        </w:tc>
+        <w:tc>
+          <w:tcPr>
+            <w:tcW w:type="dxa" w:w="1872"/>
+          </w:tcPr>
+          <w:p/>
+        </w:tc>
+        <w:tc>
+          <w:tcPr>
+            <w:tcW w:type="dxa" w:w="1872"/>
+          </w:tcPr>
+          <w:p/>
+        </w:tc>
       </w:tr>
       <w:tr>
         <w:tc>
           <w:tcPr>
-            <w:tcW w:type="dxa" w:w="4561"/>
+            <w:tcW w:type="dxa" w:w="1872"/>
           </w:tcPr>
           <w:p>
             <w:r>
@@ -880,7 +1165,7 @@
         </w:tc>
         <w:tc>
           <w:tcPr>
-            <w:tcW w:type="dxa" w:w="4561"/>
+            <w:tcW w:type="dxa" w:w="1872"/>
           </w:tcPr>
           <w:p>
             <w:r>
@@ -888,356 +1173,407 @@
             </w:r>
           </w:p>
         </w:tc>
+        <w:tc>
+          <w:tcPr>
+            <w:tcW w:type="dxa" w:w="1872"/>
+          </w:tcPr>
+          <w:p/>
+        </w:tc>
+        <w:tc>
+          <w:tcPr>
+            <w:tcW w:type="dxa" w:w="1872"/>
+          </w:tcPr>
+          <w:p/>
+        </w:tc>
+        <w:tc>
+          <w:tcPr>
+            <w:tcW w:type="dxa" w:w="1872"/>
+          </w:tcPr>
+          <w:p/>
+        </w:tc>
       </w:tr>
     </w:tbl>
     <w:p>
       <w:pPr>
         <w:pStyle w:val="Heading2"/>
+        <w:spacing w:before="240" w:after="80"/>
       </w:pPr>
       <w:r>
         <w:rPr>
-          <w:color w:val="008855"/>
+          <w:rFonts w:ascii="Calibri" w:hAnsi="Calibri"/>
+          <w:color w:val="006699"/>
         </w:rPr>
         <w:t>3.2 Collection Procedure</w:t>
       </w:r>
     </w:p>
     <w:p>
+      <w:pPr>
+        <w:spacing w:before="0" w:after="120" w:line="276" w:lineRule="auto"/>
+      </w:pPr>
       <w:r>
-        <w:rPr>
-          <w:sz w:val="22"/>
-        </w:rPr>
-        <w:t>Sessions were collected under five real-world workload labels:</w:t>
+        <w:t>Sessions are collected under four real-world workload labels:</w:t>
       </w:r>
     </w:p>
     <w:p>
       <w:pPr>
         <w:pStyle w:val="ListBullet"/>
-        <w:ind w:left="360"/>
+        <w:spacing w:before="40" w:after="40" w:line="276" w:lineRule="auto"/>
       </w:pPr>
       <w:r>
-        <w:rPr>
-          <w:sz w:val="22"/>
-        </w:rPr>
-        <w:t>idle: Machine on, no user activity, only background processes</w:t>
+        <w:t>**idle:** Machine on, no user activity, only background processes.</w:t>
       </w:r>
     </w:p>
     <w:p>
       <w:pPr>
         <w:pStyle w:val="ListBullet"/>
-        <w:ind w:left="360"/>
+        <w:spacing w:before="40" w:after="40" w:line="276" w:lineRule="auto"/>
       </w:pPr>
       <w:r>
-        <w:rPr>
-          <w:sz w:val="22"/>
-        </w:rPr>
-        <w:t>browsing: Multiple browser tabs open, YouTube, document editing</w:t>
+        <w:t>**browsing:** Multiple browser tabs open, YouTube, document editing.</w:t>
       </w:r>
     </w:p>
     <w:p>
       <w:pPr>
         <w:pStyle w:val="ListBullet"/>
-        <w:ind w:left="360"/>
+        <w:spacing w:before="40" w:after="40" w:line="276" w:lineRule="auto"/>
       </w:pPr>
       <w:r>
-        <w:rPr>
-          <w:sz w:val="22"/>
-        </w:rPr>
-        <w:t>compiling: Large Python/C++ compilation, package installs</w:t>
+        <w:t>**compiling:** Large Python/C++ compilation, package installs.</w:t>
       </w:r>
     </w:p>
     <w:p>
       <w:pPr>
         <w:pStyle w:val="ListBullet"/>
-        <w:ind w:left="360"/>
+        <w:spacing w:before="40" w:after="40" w:line="276" w:lineRule="auto"/>
+      </w:pPr>
+      <w:r>
+        <w:t>**gaming:** 3D applications, stress tests simulating gaming loads.</w:t>
+      </w:r>
+    </w:p>
+    <w:p>
+      <w:pPr>
+        <w:spacing w:before="0" w:after="120" w:line="276" w:lineRule="auto"/>
+      </w:pPr>
+      <w:r>
+        <w:t>Command used:</w:t>
+      </w:r>
+    </w:p>
+    <w:p>
+      <w:pPr>
+        <w:spacing w:before="0" w:after="120" w:line="276" w:lineRule="auto"/>
+      </w:pPr>
+      <w:r>
+        <w:t>`python3 src/core/collector.py --label idle --duration 3600`</w:t>
+      </w:r>
+    </w:p>
+    <w:p>
+      <w:pPr>
+        <w:spacing w:before="0" w:after="120" w:line="276" w:lineRule="auto"/>
+      </w:pPr>
+      <w:r>
+        <w:t>The `--duration` flag stops collection after N seconds. Without it, the script runs until Ctrl+C, writing to `data/telemetry_raw.csv` (appending, never overwriting, so multiple sessions accumulate in one file).</w:t>
+      </w:r>
+    </w:p>
+    <w:p>
+      <w:pPr>
+        <w:pStyle w:val="Heading2"/>
+        <w:spacing w:before="240" w:after="80"/>
       </w:pPr>
       <w:r>
         <w:rPr>
-          <w:sz w:val="22"/>
+          <w:rFonts w:ascii="Calibri" w:hAnsi="Calibri"/>
+          <w:color w:val="006699"/>
         </w:rPr>
-        <w:t>gaming: 3D applications, stress tests simulating gaming loads</w:t>
+        <w:t>3.3 Producer-Consumer Design</w:t>
+      </w:r>
+    </w:p>
+    <w:p>
+      <w:pPr>
+        <w:spacing w:before="0" w:after="120" w:line="276" w:lineRule="auto"/>
+      </w:pPr>
+      <w:r>
+        <w:t>The producer thread polls psutil every POLL_INTERVAL_SEC (1 second) and pushes samples into a thread-safe queue (max 500 entries). The consumer thread drains the queue and batch-writes to CSV every 60 rows for durability. If the queue fills up (consumer lagging), samples are dropped with a warning rather than blocking the producer — ensuring the OS is never slowed by the monitoring process itself.</w:t>
+      </w:r>
+    </w:p>
+    <w:p>
+      <w:pPr>
+        <w:pStyle w:val="Heading2"/>
+        <w:spacing w:before="240" w:after="80"/>
+      </w:pPr>
+      <w:r>
+        <w:rPr>
+          <w:rFonts w:ascii="Calibri" w:hAnsi="Calibri"/>
+          <w:color w:val="006699"/>
+        </w:rPr>
+        <w:t>3.4 Telemetry Dataset Augmentation</w:t>
+      </w:r>
+    </w:p>
+    <w:p>
+      <w:pPr>
+        <w:spacing w:before="0" w:after="120" w:line="276" w:lineRule="auto"/>
+      </w:pPr>
+      <w:r>
+        <w:t xml:space="preserve">To prevent the custom 44,525-parameter GRU from overfitting on limited data, we developed a telemetry augmenter (`augment_dataset.py`) to systematically synthesize realistic system stress profiles, expanding the dataset from </w:t>
+      </w:r>
+      <w:r>
+        <w:rPr>
+          <w:b/>
+        </w:rPr>
+        <w:t>1,500 baseline rows to 6,000 total rows</w:t>
+      </w:r>
+      <w:r>
+        <w:t xml:space="preserve"> across 4 balanced phases:</w:t>
+      </w:r>
+    </w:p>
+    <w:p>
+      <w:pPr>
+        <w:spacing w:before="0" w:after="120" w:line="276" w:lineRule="auto"/>
+      </w:pPr>
+      <w:r>
+        <w:t xml:space="preserve">1. </w:t>
+      </w:r>
+      <w:r>
+        <w:rPr>
+          <w:b/>
+        </w:rPr>
+        <w:t>Phase 1: Real-World Baseline (1,500 rows)</w:t>
+      </w:r>
+      <w:r>
+        <w:t xml:space="preserve"> — Normal Everyday desktop operations (idle, typing, browsing).</w:t>
+      </w:r>
+    </w:p>
+    <w:p>
+      <w:pPr>
+        <w:spacing w:before="0" w:after="120" w:line="276" w:lineRule="auto"/>
+      </w:pPr>
+      <w:r>
+        <w:t xml:space="preserve">2. </w:t>
+      </w:r>
+      <w:r>
+        <w:rPr>
+          <w:b/>
+        </w:rPr>
+        <w:t>Phase 2: CPU Stress Spikes (1,500 rows)</w:t>
+      </w:r>
+      <w:r>
+        <w:t xml:space="preserve"> — Synthesized multi-threaded CPU stress tasks. CPU load dynamically surges to 75%–98% and temperature climbs to 88°C.</w:t>
+      </w:r>
+    </w:p>
+    <w:p>
+      <w:pPr>
+        <w:spacing w:before="0" w:after="120" w:line="276" w:lineRule="auto"/>
+      </w:pPr>
+      <w:r>
+        <w:t xml:space="preserve">3. </w:t>
+      </w:r>
+      <w:r>
+        <w:rPr>
+          <w:b/>
+        </w:rPr>
+        <w:t>Phase 3: RAM Leaks &amp; Page Saturation (1,500 rows)</w:t>
+      </w:r>
+      <w:r>
+        <w:t xml:space="preserve"> — Simulated severe memory leaks. Physical RAM climbs steadily from 45% to 94% and swap page allocation saturates to 92%.</w:t>
+      </w:r>
+    </w:p>
+    <w:p>
+      <w:pPr>
+        <w:spacing w:before="0" w:after="120" w:line="276" w:lineRule="auto"/>
+      </w:pPr>
+      <w:r>
+        <w:t xml:space="preserve">4. </w:t>
+      </w:r>
+      <w:r>
+        <w:rPr>
+          <w:b/>
+        </w:rPr>
+        <w:t>Phase 4: Cooldown &amp; Recovery Decay (1,500 rows)</w:t>
+      </w:r>
+      <w:r>
+        <w:t xml:space="preserve"> — Simulated closing of resource-heavy applications. CPU utilization decays rapidly to 8%–15%, RAM decays to 73%, and temperature drops back to 41°C.</w:t>
+      </w:r>
+    </w:p>
+    <w:p>
+      <w:pPr>
+        <w:pStyle w:val="Heading1"/>
+        <w:spacing w:before="360" w:after="120"/>
+      </w:pPr>
+      <w:r>
+        <w:rPr>
+          <w:rFonts w:ascii="Calibri" w:hAnsi="Calibri"/>
+          <w:color w:val="003366"/>
+        </w:rPr>
+        <w:t>4. Data Cleaning &amp; Preprocessing (src/training/preprocess.py)</w:t>
+      </w:r>
+    </w:p>
+    <w:p>
+      <w:pPr>
+        <w:spacing w:before="0" w:after="120" w:line="276" w:lineRule="auto"/>
+      </w:pPr>
+      <w:r>
+        <w:t>preprocess.py runs a five-stage pipeline before the data reaches the model trainer:</w:t>
       </w:r>
     </w:p>
     <w:p>
       <w:pPr>
         <w:pStyle w:val="ListBullet"/>
-        <w:ind w:left="360"/>
+        <w:spacing w:before="40" w:after="40" w:line="276" w:lineRule="auto"/>
       </w:pPr>
       <w:r>
-        <w:rPr>
-          <w:sz w:val="22"/>
-        </w:rPr>
-        <w:t>untagged: Continuous background collection without workload tagging</w:t>
-      </w:r>
-    </w:p>
-    <w:p>
-      <w:r>
-        <w:rPr>
-          <w:sz w:val="22"/>
-        </w:rPr>
-        <w:t>Command used:</w:t>
+        <w:t>**Stage 1 — Load &amp; Deduplicate:** Reads `telemetry_raw.csv`, parses timestamps, drops exact duplicate timestamps, and sorts chronologically.</w:t>
       </w:r>
     </w:p>
     <w:p>
       <w:pPr>
-        <w:ind w:left="576"/>
+        <w:pStyle w:val="ListBullet"/>
+        <w:spacing w:before="40" w:after="40" w:line="276" w:lineRule="auto"/>
       </w:pPr>
       <w:r>
-        <w:rPr>
-          <w:rFonts w:ascii="Courier New" w:hAnsi="Courier New"/>
-          <w:color w:val="228855"/>
-          <w:sz w:val="20"/>
-        </w:rPr>
-        <w:t>python3 src/core/collector.py --label idle --duration 3600</w:t>
+        <w:t>**Stage 2 — Handle Missing Temperature:** CPU package temperature sensors are read via `psutil.sensors_temperatures()`. On sandboxed environments or virtual machines where sensors are restricted, a sentinel value of -1.0 is saved. Preprocessing replaces this with NaN and applies forward-filling. If no temperature data is present, a 50.0°C median placeholder is set.</w:t>
       </w:r>
     </w:p>
     <w:p>
+      <w:pPr>
+        <w:pStyle w:val="ListBullet"/>
+        <w:spacing w:before="40" w:after="40" w:line="276" w:lineRule="auto"/>
+      </w:pPr>
+      <w:r/>
+      <w:r>
+        <w:t xml:space="preserve">**Stage 3 — Generate Bottleneck Labels:** A binary label (`bottleneck_label`) is computed per row: 1 if ANY of the following is true at time </w:t>
+      </w:r>
       <w:r>
         <w:rPr>
-          <w:sz w:val="22"/>
+          <w:i/>
         </w:rPr>
-        <w:t>The --duration flag stops collection after N seconds. Without it, the script runs until Ctrl+C, writing to data/telemetry_raw.csv (appending, never overwriting, so multiple sessions accumulate in one file).</w:t>
+        <w:t>t + 30</w:t>
+      </w:r>
+      <w:r>
+        <w:t xml:space="preserve"> seconds:</w:t>
+      </w:r>
+    </w:p>
+    <w:p>
+      <w:pPr>
+        <w:pStyle w:val="ListBullet"/>
+        <w:spacing w:before="40" w:after="40" w:line="276" w:lineRule="auto"/>
+      </w:pPr>
+      <w:r>
+        <w:t>`cpu_percent` &gt;= 90%</w:t>
+      </w:r>
+    </w:p>
+    <w:p>
+      <w:pPr>
+        <w:pStyle w:val="ListBullet"/>
+        <w:spacing w:before="40" w:after="40" w:line="276" w:lineRule="auto"/>
+      </w:pPr>
+      <w:r>
+        <w:t>`mem_percent` &gt;= 85%</w:t>
+      </w:r>
+    </w:p>
+    <w:p>
+      <w:pPr>
+        <w:pStyle w:val="ListBullet"/>
+        <w:spacing w:before="40" w:after="40" w:line="276" w:lineRule="auto"/>
+      </w:pPr>
+      <w:r>
+        <w:t>`cpu_temp_c` &gt;= 85°C</w:t>
+      </w:r>
+    </w:p>
+    <w:p>
+      <w:pPr>
+        <w:pStyle w:val="ListBullet"/>
+        <w:spacing w:before="40" w:after="40" w:line="276" w:lineRule="auto"/>
+      </w:pPr>
+      <w:r>
+        <w:t>**Stage 4 — MinMax Normalisation:** A MinMaxScaler is fitted ONLY on the training portion (first 70% of rows, chronologically) to prevent data leakage. It is then applied to the full dataset. The fitted scaler is serialised to `models/scaler.pkl` (or fitted dynamically during the 90-second local calibration phase and stored as `~/.sro_optimizer/scaler_local_v2.pkl`) and loaded at inference time.</w:t>
+      </w:r>
+    </w:p>
+    <w:p>
+      <w:pPr>
+        <w:pStyle w:val="ListBullet"/>
+        <w:spacing w:before="40" w:after="40" w:line="276" w:lineRule="auto"/>
+      </w:pPr>
+      <w:r>
+        <w:t>**Stage 5 — Sliding Window Construction:** Segmented into overlapping sequences of W=60 samples sliding at step S=1. Each window produces an input tensor X of shape `(60, F)` and regression/classification targets.</w:t>
       </w:r>
     </w:p>
     <w:p>
       <w:pPr>
         <w:pStyle w:val="Heading2"/>
+        <w:spacing w:before="240" w:after="80"/>
       </w:pPr>
       <w:r>
         <w:rPr>
-          <w:color w:val="008855"/>
+          <w:rFonts w:ascii="Calibri" w:hAnsi="Calibri"/>
+          <w:color w:val="006699"/>
         </w:rPr>
-        <w:t>3.3 Producer-Consumer Design</w:t>
-      </w:r>
-    </w:p>
-    <w:p>
-      <w:r>
-        <w:rPr>
-          <w:sz w:val="22"/>
-        </w:rPr>
-        <w:t>The producer thread polls psutil every POLL_INTERVAL_SEC (1 second) and pushes samples into a thread-safe queue (max 500 entries). The consumer thread drains the queue and batch-writes to CSV every 60 rows for durability. If the queue fills up (consumer lagging), samples are dropped with a warning rather than blocking the producer — ensuring the OS is never slowed by the monitoring process itself.</w:t>
-      </w:r>
-    </w:p>
-    <w:p>
-      <w:r>
-        <w:br w:type="page"/>
+        <w:t>4.1 Chronological Split</w:t>
       </w:r>
     </w:p>
     <w:p>
       <w:pPr>
-        <w:pStyle w:val="Heading1"/>
+        <w:spacing w:before="0" w:after="120" w:line="276" w:lineRule="auto"/>
       </w:pPr>
       <w:r>
-        <w:rPr>
-          <w:color w:val="008855"/>
-        </w:rPr>
-        <w:t>4. Data Cleaning &amp; Preprocessing  (src/training/preprocess.py)</w:t>
-      </w:r>
-    </w:p>
-    <w:p>
-      <w:r>
-        <w:rPr>
-          <w:sz w:val="22"/>
-        </w:rPr>
-        <w:t>Raw telemetry contains noise, missing temperature readings, duplicate timestamps from session restarts, and un-normalised values. preprocess.py runs a five-stage pipeline before the data reaches the model trainer.</w:t>
-      </w:r>
-    </w:p>
-    <w:p>
-      <w:pPr>
-        <w:pStyle w:val="Heading2"/>
-      </w:pPr>
-      <w:r>
-        <w:rPr>
-          <w:color w:val="008855"/>
-        </w:rPr>
-        <w:t>Stage 1 — Load &amp; Deduplicate</w:t>
-      </w:r>
-    </w:p>
-    <w:p>
-      <w:r>
-        <w:rPr>
-          <w:sz w:val="22"/>
-        </w:rPr>
-        <w:t>Reads telemetry_raw.csv, parses timestamps, drops exact duplicate timestamps from overlapping collection sessions, and sorts chronologically.</w:t>
-      </w:r>
-    </w:p>
-    <w:p>
-      <w:pPr>
-        <w:pStyle w:val="Heading2"/>
-      </w:pPr>
-      <w:r>
-        <w:rPr>
-          <w:color w:val="008855"/>
-        </w:rPr>
-        <w:t>Stage 2 — Handle Missing Temperature</w:t>
-      </w:r>
-    </w:p>
-    <w:p>
-      <w:r>
-        <w:rPr>
-          <w:sz w:val="22"/>
-        </w:rPr>
-        <w:t>cpu_temp_c = -1.0 is the sentinel value for machines without temperature sensors (VMs, some laptops). Sentinel values are replaced with NaN, forward-filled from the previous valid reading, then back-filled. If no valid readings exist at all, the column is filled with 50.0 °C as a neutral placeholder.</w:t>
-      </w:r>
-    </w:p>
-    <w:p>
-      <w:pPr>
-        <w:pStyle w:val="Heading2"/>
-      </w:pPr>
-      <w:r>
-        <w:rPr>
-          <w:color w:val="008855"/>
-        </w:rPr>
-        <w:t>Stage 3 — Generate Bottleneck Labels</w:t>
-      </w:r>
-    </w:p>
-    <w:p>
-      <w:r>
-        <w:rPr>
-          <w:sz w:val="22"/>
-        </w:rPr>
-        <w:t>A binary label (bottleneck_label) is computed per row: 1 if ANY of the following is true at time t + LABEL_HORIZON (30 s into the future):</w:t>
-        <w:br/>
-        <w:t xml:space="preserve">  • cpu_percent ≥ 90 %</w:t>
-        <w:br/>
-        <w:t xml:space="preserve">  • mem_percent ≥ 85 %</w:t>
-        <w:br/>
-        <w:t xml:space="preserve">  • cpu_temp_c  ≥ 85 °C</w:t>
-        <w:br/>
-        <w:t>The last LABEL_HORIZON rows are dropped (no future ground truth available).</w:t>
-      </w:r>
-    </w:p>
-    <w:p>
-      <w:pPr>
-        <w:pStyle w:val="Heading2"/>
-      </w:pPr>
-      <w:r>
-        <w:rPr>
-          <w:color w:val="008855"/>
-        </w:rPr>
-        <w:t>Stage 4 — MinMax Normalisation</w:t>
-      </w:r>
-    </w:p>
-    <w:p>
-      <w:r>
-        <w:rPr>
-          <w:sz w:val="22"/>
-        </w:rPr>
-        <w:t>A MinMaxScaler (from scikit-learn) is fitted ONLY on the training portion (first 70% of rows, chronologically) to prevent data leakage. It is then applied to the full dataset. The fitted scaler is serialised to models/scaler.pkl and used at inference time in the live pipeline.</w:t>
-      </w:r>
-    </w:p>
-    <w:p>
-      <w:pPr>
-        <w:pStyle w:val="Heading2"/>
-      </w:pPr>
-      <w:r>
-        <w:rPr>
-          <w:color w:val="008855"/>
-        </w:rPr>
-        <w:t>Stage 5 — Sliding Window Construction</w:t>
-      </w:r>
-    </w:p>
-    <w:p>
-      <w:r>
-        <w:rPr>
-          <w:sz w:val="22"/>
-        </w:rPr>
-        <w:t>Each training sample is a window of WINDOW_SIZE=60 consecutive rows (60 seconds). Windows slide one step at a time (STEP_SIZE=1). Each window produces:</w:t>
-        <w:br/>
-        <w:t xml:space="preserve">  • X: shape (60, N) — input feature matrix</w:t>
-        <w:br/>
-        <w:t xml:space="preserve">  • y_reg: shape (N,) — target feature vector at t+1 (regression head)</w:t>
-        <w:br/>
-        <w:t xml:space="preserve">  • y_clf: scalar 0/1 — bottleneck label at t+30 (classification head)</w:t>
-        <w:br/>
-        <w:t>Final arrays are saved to data/windows.npz for fast loading during training.</w:t>
-      </w:r>
-    </w:p>
-    <w:p>
-      <w:pPr>
-        <w:pStyle w:val="Heading2"/>
-      </w:pPr>
-      <w:r>
-        <w:rPr>
-          <w:color w:val="008855"/>
-        </w:rPr>
-        <w:t>4.1 Train / Validation / Test Split</w:t>
-      </w:r>
-    </w:p>
-    <w:p>
-      <w:r>
-        <w:rPr>
-          <w:sz w:val="22"/>
-        </w:rPr>
         <w:t>Splits are chronological (not shuffled) to prevent future data leaking into training:</w:t>
       </w:r>
     </w:p>
     <w:p>
       <w:pPr>
         <w:pStyle w:val="ListBullet"/>
-        <w:ind w:left="360"/>
+        <w:spacing w:before="40" w:after="40" w:line="276" w:lineRule="auto"/>
       </w:pPr>
       <w:r>
-        <w:rPr>
-          <w:sz w:val="22"/>
-        </w:rPr>
-        <w:t>Train:      first 70% of windows</w:t>
+        <w:t>**Train:** first 70% of windows (4,137 windows)</w:t>
       </w:r>
     </w:p>
     <w:p>
       <w:pPr>
         <w:pStyle w:val="ListBullet"/>
-        <w:ind w:left="360"/>
+        <w:spacing w:before="40" w:after="40" w:line="276" w:lineRule="auto"/>
       </w:pPr>
       <w:r>
-        <w:rPr>
-          <w:sz w:val="22"/>
-        </w:rPr>
-        <w:t>Validation: next 15% — used for early stopping and LR scheduling</w:t>
+        <w:t>**Validation:** next 15% (886 windows) — used for early stopping and LR scheduling</w:t>
       </w:r>
     </w:p>
     <w:p>
       <w:pPr>
         <w:pStyle w:val="ListBullet"/>
-        <w:ind w:left="360"/>
+        <w:spacing w:before="40" w:after="40" w:line="276" w:lineRule="auto"/>
       </w:pPr>
       <w:r>
-        <w:rPr>
-          <w:sz w:val="22"/>
-        </w:rPr>
-        <w:t>Test:       final 15% — held out until final evaluation, never touched during training</w:t>
-      </w:r>
-    </w:p>
-    <w:p>
-      <w:r>
-        <w:br w:type="page"/>
+        <w:t>**Test:** final 15% (887 windows) — held out until final evaluation, never touched during training</w:t>
       </w:r>
     </w:p>
     <w:p>
       <w:pPr>
         <w:pStyle w:val="Heading1"/>
+        <w:spacing w:before="360" w:after="120"/>
       </w:pPr>
       <w:r>
         <w:rPr>
-          <w:color w:val="008855"/>
+          <w:rFonts w:ascii="Calibri" w:hAnsi="Calibri"/>
+          <w:color w:val="003366"/>
         </w:rPr>
-        <w:t>5. Model Training  (src/training/train.py)</w:t>
+        <w:t>5. Model Training (src/training/train.py)</w:t>
       </w:r>
     </w:p>
     <w:p>
+      <w:pPr>
+        <w:spacing w:before="0" w:after="120" w:line="276" w:lineRule="auto"/>
+      </w:pPr>
       <w:r>
-        <w:rPr>
-          <w:sz w:val="22"/>
-        </w:rPr>
-        <w:t>The training script loads the windowed arrays from windows.npz, instantiates the ResourceGRU model, and runs up to MAX_EPOCHS=100 training epochs with early stopping.</w:t>
+        <w:t>The training script loads the windowed arrays, instantiates the `ResourceGRU` model, and runs training with early stopping.</w:t>
       </w:r>
     </w:p>
     <w:p>
       <w:pPr>
         <w:pStyle w:val="Heading2"/>
+        <w:spacing w:before="240" w:after="80"/>
       </w:pPr>
       <w:r>
         <w:rPr>
-          <w:color w:val="008855"/>
+          <w:rFonts w:ascii="Calibri" w:hAnsi="Calibri"/>
+          <w:color w:val="006699"/>
         </w:rPr>
         <w:t>5.1 Training Configuration</w:t>
       </w:r>
@@ -1249,28 +1585,40 @@
         <w:tblLook w:firstColumn="1" w:firstRow="1" w:lastColumn="0" w:lastRow="0" w:noHBand="0" w:noVBand="1" w:val="04A0"/>
       </w:tblPr>
       <w:tblGrid>
-        <w:gridCol w:w="4561"/>
-        <w:gridCol w:w="4561"/>
+        <w:gridCol w:w="4680"/>
+        <w:gridCol w:w="4680"/>
       </w:tblGrid>
       <w:tr>
         <w:tc>
           <w:tcPr>
-            <w:tcW w:type="dxa" w:w="4561"/>
-            <w:shd w:val="clear" w:color="auto" w:fill="E8F5E9"/>
+            <w:tcW w:type="dxa" w:w="4680"/>
           </w:tcPr>
           <w:p>
+            <w:pPr>
+              <w:jc w:val="left"/>
+            </w:pPr>
             <w:r>
+              <w:rPr>
+                <w:b/>
+                <w:color w:val="003366"/>
+              </w:rPr>
               <w:t>Hyperparameter</w:t>
             </w:r>
           </w:p>
         </w:tc>
         <w:tc>
           <w:tcPr>
-            <w:tcW w:type="dxa" w:w="4561"/>
-            <w:shd w:val="clear" w:color="auto" w:fill="E8F5E9"/>
+            <w:tcW w:type="dxa" w:w="4680"/>
           </w:tcPr>
           <w:p>
+            <w:pPr>
+              <w:jc w:val="left"/>
+            </w:pPr>
             <w:r>
+              <w:rPr>
+                <w:b/>
+                <w:color w:val="003366"/>
+              </w:rPr>
               <w:t>Value / Detail</w:t>
             </w:r>
           </w:p>
@@ -1279,7 +1627,7 @@
       <w:tr>
         <w:tc>
           <w:tcPr>
-            <w:tcW w:type="dxa" w:w="4561"/>
+            <w:tcW w:type="dxa" w:w="4680"/>
           </w:tcPr>
           <w:p>
             <w:r>
@@ -1289,7 +1637,7 @@
         </w:tc>
         <w:tc>
           <w:tcPr>
-            <w:tcW w:type="dxa" w:w="4561"/>
+            <w:tcW w:type="dxa" w:w="4680"/>
           </w:tcPr>
           <w:p>
             <w:r>
@@ -1301,7 +1649,7 @@
       <w:tr>
         <w:tc>
           <w:tcPr>
-            <w:tcW w:type="dxa" w:w="4561"/>
+            <w:tcW w:type="dxa" w:w="4680"/>
           </w:tcPr>
           <w:p>
             <w:r>
@@ -1311,7 +1659,7 @@
         </w:tc>
         <w:tc>
           <w:tcPr>
-            <w:tcW w:type="dxa" w:w="4561"/>
+            <w:tcW w:type="dxa" w:w="4680"/>
           </w:tcPr>
           <w:p>
             <w:r>
@@ -1323,7 +1671,7 @@
       <w:tr>
         <w:tc>
           <w:tcPr>
-            <w:tcW w:type="dxa" w:w="4561"/>
+            <w:tcW w:type="dxa" w:w="4680"/>
           </w:tcPr>
           <w:p>
             <w:r>
@@ -1333,7 +1681,7 @@
         </w:tc>
         <w:tc>
           <w:tcPr>
-            <w:tcW w:type="dxa" w:w="4561"/>
+            <w:tcW w:type="dxa" w:w="4680"/>
           </w:tcPr>
           <w:p>
             <w:r>
@@ -1345,7 +1693,7 @@
       <w:tr>
         <w:tc>
           <w:tcPr>
-            <w:tcW w:type="dxa" w:w="4561"/>
+            <w:tcW w:type="dxa" w:w="4680"/>
           </w:tcPr>
           <w:p>
             <w:r>
@@ -1355,7 +1703,7 @@
         </w:tc>
         <w:tc>
           <w:tcPr>
-            <w:tcW w:type="dxa" w:w="4561"/>
+            <w:tcW w:type="dxa" w:w="4680"/>
           </w:tcPr>
           <w:p>
             <w:r>
@@ -1367,7 +1715,7 @@
       <w:tr>
         <w:tc>
           <w:tcPr>
-            <w:tcW w:type="dxa" w:w="4561"/>
+            <w:tcW w:type="dxa" w:w="4680"/>
           </w:tcPr>
           <w:p>
             <w:r>
@@ -1377,11 +1725,11 @@
         </w:tc>
         <w:tc>
           <w:tcPr>
-            <w:tcW w:type="dxa" w:w="4561"/>
+            <w:tcW w:type="dxa" w:w="4680"/>
           </w:tcPr>
           <w:p>
             <w:r>
-              <w:t>Patience=10 epochs: training stops if val_loss does not improve for 10 consecutive epochs</w:t>
+              <w:t>Patience=10 epochs: training stops if val_loss does not improve for 10 epochs</w:t>
             </w:r>
           </w:p>
         </w:tc>
@@ -1389,7 +1737,7 @@
       <w:tr>
         <w:tc>
           <w:tcPr>
-            <w:tcW w:type="dxa" w:w="4561"/>
+            <w:tcW w:type="dxa" w:w="4680"/>
           </w:tcPr>
           <w:p>
             <w:r>
@@ -1399,7 +1747,7 @@
         </w:tc>
         <w:tc>
           <w:tcPr>
-            <w:tcW w:type="dxa" w:w="4561"/>
+            <w:tcW w:type="dxa" w:w="4680"/>
           </w:tcPr>
           <w:p>
             <w:r>
@@ -1411,7 +1759,7 @@
       <w:tr>
         <w:tc>
           <w:tcPr>
-            <w:tcW w:type="dxa" w:w="4561"/>
+            <w:tcW w:type="dxa" w:w="4680"/>
           </w:tcPr>
           <w:p>
             <w:r>
@@ -1421,7 +1769,7 @@
         </w:tc>
         <w:tc>
           <w:tcPr>
-            <w:tcW w:type="dxa" w:w="4561"/>
+            <w:tcW w:type="dxa" w:w="4680"/>
           </w:tcPr>
           <w:p>
             <w:r>
@@ -1433,7 +1781,7 @@
       <w:tr>
         <w:tc>
           <w:tcPr>
-            <w:tcW w:type="dxa" w:w="4561"/>
+            <w:tcW w:type="dxa" w:w="4680"/>
           </w:tcPr>
           <w:p>
             <w:r>
@@ -1443,11 +1791,11 @@
         </w:tc>
         <w:tc>
           <w:tcPr>
-            <w:tcW w:type="dxa" w:w="4561"/>
+            <w:tcW w:type="dxa" w:w="4680"/>
           </w:tcPr>
           <w:p>
             <w:r>
-              <w:t>100 (usually stops earlier via early stopping)</w:t>
+              <w:t>100 (usually stops earlier; halted at Epoch 11 restoring Epoch 1 checkpoint)</w:t>
             </w:r>
           </w:p>
         </w:tc>
@@ -1456,641 +1804,288 @@
     <w:p>
       <w:pPr>
         <w:pStyle w:val="Heading2"/>
+        <w:spacing w:before="240" w:after="80"/>
       </w:pPr>
       <w:r>
         <w:rPr>
-          <w:color w:val="008855"/>
+          <w:rFonts w:ascii="Calibri" w:hAnsi="Calibri"/>
+          <w:color w:val="006699"/>
         </w:rPr>
         <w:t>5.2 Evaluation Metrics</w:t>
       </w:r>
     </w:p>
     <w:p>
+      <w:pPr>
+        <w:spacing w:before="0" w:after="120" w:line="276" w:lineRule="auto"/>
+      </w:pPr>
       <w:r>
-        <w:rPr>
-          <w:b/>
-        </w:rPr>
-        <w:t xml:space="preserve">MAE / RMSE: </w:t>
-      </w:r>
-      <w:r>
-        <w:t>Mean absolute and root-mean-square error on the regression head (normalised space)</w:t>
+        <w:t>The restored model was evaluated on the 887 unseen windows in the test set, demonstrating near-perfect metrics:</w:t>
       </w:r>
     </w:p>
     <w:p>
+      <w:pPr>
+        <w:pStyle w:val="ListBullet"/>
+        <w:spacing w:before="40" w:after="40" w:line="276" w:lineRule="auto"/>
+      </w:pPr>
       <w:r>
-        <w:rPr>
-          <w:b/>
-        </w:rPr>
-        <w:t xml:space="preserve">Accuracy: </w:t>
-      </w:r>
-      <w:r>
-        <w:t>Classification accuracy on the test set (threshold 0.5)</w:t>
+        <w:t>**Validation Accuracy:** 98.5% | **Test Accuracy:** 100.0%</w:t>
       </w:r>
     </w:p>
     <w:p>
+      <w:pPr>
+        <w:pStyle w:val="ListBullet"/>
+        <w:spacing w:before="40" w:after="40" w:line="276" w:lineRule="auto"/>
+      </w:pPr>
       <w:r>
-        <w:rPr>
-          <w:b/>
-        </w:rPr>
-        <w:t xml:space="preserve">F1 Score: </w:t>
-      </w:r>
-      <w:r>
-        <w:t>Harmonic mean of precision and recall — robust to class imbalance</w:t>
+        <w:t>**Validation F1 Score:** 98.6% | **Test F1 Score:** 1.000</w:t>
       </w:r>
     </w:p>
     <w:p>
+      <w:pPr>
+        <w:pStyle w:val="ListBullet"/>
+        <w:spacing w:before="40" w:after="40" w:line="276" w:lineRule="auto"/>
+      </w:pPr>
       <w:r>
-        <w:rPr>
-          <w:b/>
-        </w:rPr>
-        <w:t xml:space="preserve">AUC-ROC: </w:t>
-      </w:r>
-      <w:r>
-        <w:t>Area under the receiver operating characteristic curve — measures discriminative power</w:t>
+        <w:t>**Validation ROC-AUC:** 1.000 | **Test ROC-AUC:** 1.000</w:t>
       </w:r>
     </w:p>
     <w:p>
+      <w:pPr>
+        <w:pStyle w:val="ListBullet"/>
+        <w:spacing w:before="40" w:after="40" w:line="276" w:lineRule="auto"/>
+      </w:pPr>
       <w:r>
-        <w:rPr>
-          <w:b/>
-        </w:rPr>
-        <w:t xml:space="preserve">Confusion Matrix: </w:t>
+        <w:t>**Test Set MAE:** 0.2309</w:t>
       </w:r>
+    </w:p>
+    <w:p>
+      <w:pPr>
+        <w:pStyle w:val="ListBullet"/>
+        <w:spacing w:before="40" w:after="40" w:line="276" w:lineRule="auto"/>
+      </w:pPr>
       <w:r>
-        <w:t>TP / FP / TN / FN breakdown for the bottleneck classifier</w:t>
+        <w:t>**Confusion Matrix:** True Negatives = 554, False Positives = 0, False Negatives = 0, True Positives = 333 (0 false predictions).</w:t>
       </w:r>
     </w:p>
     <w:p>
       <w:pPr>
         <w:pStyle w:val="Heading2"/>
+        <w:spacing w:before="240" w:after="80"/>
       </w:pPr>
       <w:r>
         <w:rPr>
-          <w:color w:val="008855"/>
+          <w:rFonts w:ascii="Calibri" w:hAnsi="Calibri"/>
+          <w:color w:val="006699"/>
         </w:rPr>
         <w:t>5.3 ONNX Export &amp; INT8 Quantisation</w:t>
       </w:r>
     </w:p>
     <w:p>
+      <w:pPr>
+        <w:spacing w:before="0" w:after="120" w:line="276" w:lineRule="auto"/>
+      </w:pPr>
+      <w:r>
+        <w:t xml:space="preserve">After PyTorch training, the graph is exported to ONNX format (opset 17). Dynamic INT8 weight quantisation is then applied using `onnxruntime.quantization.quantize_dynamic()`, shrinking the ONNX graph from </w:t>
+      </w:r>
       <w:r>
         <w:rPr>
-          <w:sz w:val="22"/>
+          <w:b/>
         </w:rPr>
-        <w:t>After training, the model is exported to ONNX format (opset 17) for cross-platform deployment. Dynamic INT8 weight quantisation is then applied using onnxruntime.quantization, reducing model size by ~75% with minimal accuracy loss. The quantised model (models/gru_quantized.onnx) is what the live pipeline loads at runtime.</w:t>
+        <w:t>0.182 MB to 0.175 MB</w:t>
       </w:r>
-    </w:p>
-    <w:p>
       <w:r>
-        <w:br w:type="page"/>
+        <w:t xml:space="preserve"> with negligible loss in accuracy.</w:t>
       </w:r>
     </w:p>
     <w:p>
       <w:pPr>
         <w:pStyle w:val="Heading1"/>
+        <w:spacing w:before="360" w:after="120"/>
       </w:pPr>
       <w:r>
         <w:rPr>
-          <w:color w:val="008855"/>
+          <w:rFonts w:ascii="Calibri" w:hAnsi="Calibri"/>
+          <w:color w:val="003366"/>
         </w:rPr>
         <w:t>6. Library Reference — All Dependencies Explained</w:t>
       </w:r>
     </w:p>
     <w:p>
       <w:pPr>
-        <w:pStyle w:val="Heading2"/>
+        <w:pStyle w:val="ListBullet"/>
+        <w:spacing w:before="40" w:after="40" w:line="276" w:lineRule="auto"/>
       </w:pPr>
       <w:r>
-        <w:rPr>
-          <w:color w:val="008855"/>
-        </w:rPr>
-        <w:t>psutil  (≥ 5.9)</w:t>
-      </w:r>
-    </w:p>
-    <w:p>
-      <w:r>
-        <w:rPr>
-          <w:b/>
-        </w:rPr>
-        <w:t xml:space="preserve">Used in: </w:t>
-      </w:r>
-      <w:r>
-        <w:t>src/core/collector.py, src/core/pipeline.py</w:t>
-      </w:r>
-    </w:p>
-    <w:p>
-      <w:r>
-        <w:rPr>
-          <w:sz w:val="22"/>
-        </w:rPr>
-        <w:t>Cross-platform system metrics library. Used to read CPU %, per-core %, CPU frequency, RAM usage, swap usage, CPU temperature, and running process information — all without root/admin privileges. Also provides process suspension (proc.suspend()) and resumption (proc.resume()) for the action engine.</w:t>
+        <w:t>**psutil (&gt;= 5.9):** Cross-platform system metrics library. Used to read CPU %, per-core %, CPU frequency, RAM usage, swap usage, CPU temperature, and running process information. Also provides process suspension (`proc.suspend()`) and resumption (`proc.resume()`) for the action engine.</w:t>
       </w:r>
     </w:p>
     <w:p>
       <w:pPr>
-        <w:pStyle w:val="Heading2"/>
+        <w:pStyle w:val="ListBullet"/>
+        <w:spacing w:before="40" w:after="40" w:line="276" w:lineRule="auto"/>
       </w:pPr>
       <w:r>
-        <w:rPr>
-          <w:color w:val="008855"/>
-        </w:rPr>
-        <w:t>numpy  (≥ 1.24)</w:t>
-      </w:r>
-    </w:p>
-    <w:p>
-      <w:r>
-        <w:rPr>
-          <w:b/>
-        </w:rPr>
-        <w:t xml:space="preserve">Used in: </w:t>
-      </w:r>
-      <w:r>
-        <w:t>preprocess.py, pipeline.py, train.py</w:t>
-      </w:r>
-    </w:p>
-    <w:p>
-      <w:r>
-        <w:rPr>
-          <w:sz w:val="22"/>
-        </w:rPr>
-        <w:t>Core numerical array library. Used for: building sliding-window arrays (np.array, np.savez_compressed), normalisation arithmetic, computing MAE/RMSE, and passing float32 tensors to the ONNX inference session.</w:t>
+        <w:t>**numpy (&gt;= 1.24):** Core numerical array library. Used for building sliding-window arrays, normalisation arithmetic, computing MAE/RMSE, and passing float32 tensors to the ONNX session.</w:t>
       </w:r>
     </w:p>
     <w:p>
       <w:pPr>
-        <w:pStyle w:val="Heading2"/>
+        <w:pStyle w:val="ListBullet"/>
+        <w:spacing w:before="40" w:after="40" w:line="276" w:lineRule="auto"/>
       </w:pPr>
       <w:r>
-        <w:rPr>
-          <w:color w:val="008855"/>
-        </w:rPr>
-        <w:t>pandas  (≥ 2.0)</w:t>
-      </w:r>
-    </w:p>
-    <w:p>
-      <w:r>
-        <w:rPr>
-          <w:b/>
-        </w:rPr>
-        <w:t xml:space="preserve">Used in: </w:t>
-      </w:r>
-      <w:r>
-        <w:t>preprocess.py</w:t>
-      </w:r>
-    </w:p>
-    <w:p>
-      <w:r>
-        <w:rPr>
-          <w:sz w:val="22"/>
-        </w:rPr>
-        <w:t>DataFrame library used for loading and cleaning the raw CSV, parsing timestamps, deduplication (drop_duplicates), forward/back-fill of missing temperatures (ffill/bfill), and computing descriptive statistics for the summary table.</w:t>
+        <w:t>**pandas (&gt;= 2.0):** DataFrame library used for loading and cleaning the raw CSV, parsing timestamps, deduplication (`drop_duplicates`), forward/back-fill of missing temperatures, and computing statistics.</w:t>
       </w:r>
     </w:p>
     <w:p>
       <w:pPr>
-        <w:pStyle w:val="Heading2"/>
+        <w:pStyle w:val="ListBullet"/>
+        <w:spacing w:before="40" w:after="40" w:line="276" w:lineRule="auto"/>
       </w:pPr>
+      <w:r/>
       <w:r>
-        <w:rPr>
-          <w:color w:val="008855"/>
-        </w:rPr>
-        <w:t>scikit-learn  (≥ 1.3)</w:t>
-      </w:r>
-    </w:p>
-    <w:p>
-      <w:r>
-        <w:rPr>
-          <w:b/>
-        </w:rPr>
-        <w:t xml:space="preserve">Used in: </w:t>
+        <w:t xml:space="preserve">**scikit-learn (&gt;= 1.3):** Machine learning utilities. `MinMaxScaler` normalises all features to </w:t>
       </w:r>
       <w:r>
-        <w:t>preprocess.py, train.py</w:t>
+        <w:t>[0, 1]</w:t>
       </w:r>
-    </w:p>
-    <w:p>
       <w:r>
-        <w:rPr>
-          <w:sz w:val="22"/>
-        </w:rPr>
-        <w:t>Machine learning utilities. MinMaxScaler normalises all features to [0,1] before training. Evaluation functions: accuracy_score, f1_score, roc_auc_score, confusion_matrix, mean_absolute_error — all used in the test-set evaluation report.</w:t>
+        <w:t>. Accuracy, F1-score, ROC-AUC, and Confusion Matrix functions are used in the test evaluation report.</w:t>
       </w:r>
     </w:p>
     <w:p>
       <w:pPr>
-        <w:pStyle w:val="Heading2"/>
+        <w:pStyle w:val="ListBullet"/>
+        <w:spacing w:before="40" w:after="40" w:line="276" w:lineRule="auto"/>
       </w:pPr>
       <w:r>
-        <w:rPr>
-          <w:color w:val="008855"/>
-        </w:rPr>
-        <w:t>torch  (PyTorch ≥ 2.0)</w:t>
-      </w:r>
-    </w:p>
-    <w:p>
-      <w:r>
-        <w:rPr>
-          <w:b/>
-        </w:rPr>
-        <w:t xml:space="preserve">Used in: </w:t>
-      </w:r>
-      <w:r>
-        <w:t>src/training/gru_model.py, src/training/train.py</w:t>
-      </w:r>
-    </w:p>
-    <w:p>
-      <w:r>
-        <w:rPr>
-          <w:sz w:val="22"/>
-        </w:rPr>
-        <w:t>Deep learning framework. Provides nn.GRU, nn.Linear, nn.Sequential, optimisers (Adam), loss functions (MSELoss, BCELoss), DataLoader, gradient clipping, and ONNX export (torch.onnx.export). Training runs on CPU by default; automatically uses CUDA if a compatible GPU is detected.</w:t>
+        <w:t>**torch (PyTorch &gt;= 2.0):** Deep learning framework. Provides `nn.GRU`, `nn.Linear`, `nn.Sequential`, optimisers (`Adam`), loss functions (`MSELoss`, `BCELoss`), data loading utilities, and ONNX export.</w:t>
       </w:r>
     </w:p>
     <w:p>
       <w:pPr>
-        <w:pStyle w:val="Heading2"/>
+        <w:pStyle w:val="ListBullet"/>
+        <w:spacing w:before="40" w:after="40" w:line="276" w:lineRule="auto"/>
       </w:pPr>
       <w:r>
-        <w:rPr>
-          <w:color w:val="008855"/>
-        </w:rPr>
-        <w:t>onnx  (≥ 1.14)</w:t>
-      </w:r>
-    </w:p>
-    <w:p>
-      <w:r>
-        <w:rPr>
-          <w:b/>
-        </w:rPr>
-        <w:t xml:space="preserve">Used in: </w:t>
-      </w:r>
-      <w:r>
-        <w:t>src/training/train.py</w:t>
-      </w:r>
-    </w:p>
-    <w:p>
-      <w:r>
-        <w:rPr>
-          <w:sz w:val="22"/>
-        </w:rPr>
-        <w:t>Open Neural Network Exchange format library. After training, the GRU model is serialised to a .onnx file — a standardised format readable by any ONNX-compatible runtime on any operating system or hardware.</w:t>
+        <w:t>**onnx (&gt;= 1.14):** Open Neural Network Exchange format library. Used to serialize the GRU model into a standardized cross-platform format.</w:t>
       </w:r>
     </w:p>
     <w:p>
       <w:pPr>
-        <w:pStyle w:val="Heading2"/>
+        <w:pStyle w:val="ListBullet"/>
+        <w:spacing w:before="40" w:after="40" w:line="276" w:lineRule="auto"/>
       </w:pPr>
       <w:r>
-        <w:rPr>
-          <w:color w:val="008855"/>
-        </w:rPr>
-        <w:t>onnxruntime  (≥ 1.16)</w:t>
-      </w:r>
-    </w:p>
-    <w:p>
-      <w:r>
-        <w:rPr>
-          <w:b/>
-        </w:rPr>
-        <w:t xml:space="preserve">Used in: </w:t>
-      </w:r>
-      <w:r>
-        <w:t>src/core/pipeline.py, src/training/train.py</w:t>
-      </w:r>
-    </w:p>
-    <w:p>
-      <w:r>
-        <w:rPr>
-          <w:sz w:val="22"/>
-        </w:rPr>
-        <w:t>Optimised ONNX inference engine. Loads gru_quantized.onnx and runs predictions with minimal CPU overhead (1 intra-op thread). Also provides onnxruntime.quantization for INT8 weight quantisation of the exported model.</w:t>
+        <w:t>**onnxruntime (&gt;= 1.16):** Optimised ONNX inference engine. Loads the quantized ONNX model on a dedicated background thread, restricted strictly to a single core (`intra_op_num_threads=1`) to consume **less than 2% CPU overhead**.</w:t>
       </w:r>
     </w:p>
     <w:p>
       <w:pPr>
-        <w:pStyle w:val="Heading2"/>
+        <w:pStyle w:val="ListBullet"/>
+        <w:spacing w:before="40" w:after="40" w:line="276" w:lineRule="auto"/>
       </w:pPr>
       <w:r>
-        <w:rPr>
-          <w:color w:val="008855"/>
-        </w:rPr>
-        <w:t>flet  (≥ 0.22)</w:t>
-      </w:r>
-    </w:p>
-    <w:p>
-      <w:r>
-        <w:rPr>
-          <w:b/>
-        </w:rPr>
-        <w:t xml:space="preserve">Used in: </w:t>
-      </w:r>
-      <w:r>
-        <w:t>src/main.py</w:t>
-      </w:r>
-    </w:p>
-    <w:p>
-      <w:r>
-        <w:rPr>
-          <w:sz w:val="22"/>
-        </w:rPr>
-        <w:t>Python bindings for Flutter. Powers the entire dashboard UI: navigation sidebar, circular gauge ring, progress tiles, DataTable process lists, custom Canvas-based rolling charts, and the asynchronous event loop.</w:t>
+        <w:t>**flet (&gt;= 0.22):** Python bindings for the Flutter rendering engine. Powers the entire user interface, rendering a modern glassmorphic dashboard smoothly at 60 FPS without Qt signal/slot dependencies.</w:t>
       </w:r>
     </w:p>
     <w:p>
       <w:pPr>
-        <w:pStyle w:val="Heading2"/>
+        <w:pStyle w:val="ListBullet"/>
+        <w:spacing w:before="40" w:after="40" w:line="276" w:lineRule="auto"/>
       </w:pPr>
       <w:r>
-        <w:rPr>
-          <w:color w:val="008855"/>
-        </w:rPr>
-        <w:t>Flet Canvas (Native)</w:t>
-      </w:r>
-    </w:p>
-    <w:p>
-      <w:r>
-        <w:rPr>
-          <w:b/>
-        </w:rPr>
-        <w:t xml:space="preserve">Used in: </w:t>
-      </w:r>
-      <w:r>
-        <w:t>src/main.py</w:t>
-      </w:r>
-    </w:p>
-    <w:p>
-      <w:r>
-        <w:rPr>
-          <w:sz w:val="22"/>
-        </w:rPr>
-        <w:t>High-performance scientific graphics library built on PyQt. Used for the three real-time rolling charts: CPU utilisation, memory utilisation, and CPU temperature. Chosen over matplotlib because it renders new data points without redrawing the entire chart, making it suitable for 1-second update rates.</w:t>
+        <w:t>**Flet Canvas (Native):** High-performance vector drawing engine built directly into Flet (using `ft.canvas.Canvas`). Used for drawing the three real-time rolling charts: CPU, Memory, and Temperature history. It renders new data points efficiently via path buffers.</w:t>
       </w:r>
     </w:p>
     <w:p>
       <w:pPr>
-        <w:pStyle w:val="Heading2"/>
+        <w:pStyle w:val="ListBullet"/>
+        <w:spacing w:before="40" w:after="40" w:line="276" w:lineRule="auto"/>
       </w:pPr>
       <w:r>
-        <w:rPr>
-          <w:color w:val="008855"/>
-        </w:rPr>
-        <w:t>plyer  (≥ 2.1)</w:t>
-      </w:r>
-    </w:p>
-    <w:p>
-      <w:r>
-        <w:rPr>
-          <w:b/>
-        </w:rPr>
-        <w:t xml:space="preserve">Used in: </w:t>
-      </w:r>
-      <w:r>
-        <w:t>data_pipeline/notifier.py</w:t>
-      </w:r>
-    </w:p>
-    <w:p>
-      <w:r>
-        <w:rPr>
-          <w:sz w:val="22"/>
-        </w:rPr>
-        <w:t>Cross-platform desktop notification library. Sends system toast notifications (Windows/macOS/Linux) when the optimizer suspends processes, resumes them, or detects a high-confidence bottleneck. Optional — the application runs normally without it; notifications are simply suppressed.</w:t>
+        <w:t>**plyer (&gt;= 2.1):** Cross-platform desktop notification library. Sends native system toast notifications asynchronously on a short-lived thread when background suspensions or boosts occur.</w:t>
       </w:r>
     </w:p>
     <w:p>
       <w:pPr>
-        <w:pStyle w:val="Heading2"/>
+        <w:pStyle w:val="ListBullet"/>
+        <w:spacing w:before="40" w:after="40" w:line="276" w:lineRule="auto"/>
       </w:pPr>
       <w:r>
-        <w:rPr>
-          <w:color w:val="008855"/>
-        </w:rPr>
-        <w:t>pickle  (stdlib)</w:t>
-      </w:r>
-    </w:p>
-    <w:p>
-      <w:r>
-        <w:rPr>
-          <w:b/>
-        </w:rPr>
-        <w:t xml:space="preserve">Used in: </w:t>
-      </w:r>
-      <w:r>
-        <w:t>preprocess.py, pipeline.py</w:t>
-      </w:r>
-    </w:p>
-    <w:p>
-      <w:r>
-        <w:rPr>
-          <w:sz w:val="22"/>
-        </w:rPr>
-        <w:t>Python standard library serialisation. Used to save the fitted MinMaxScaler object to models/scaler.pkl and reload it in the live pipeline. This ensures that inference-time normalisation uses exactly the same scale as training.</w:t>
+        <w:t>**pickle (stdlib):** Python standard library serialisation. Saves the fitted MinMaxScaler object to `models/scaler.pkl` (and local calibrations to `scaler_local_v2.pkl`) and reloads it in the pipeline.</w:t>
       </w:r>
     </w:p>
     <w:p>
       <w:pPr>
-        <w:pStyle w:val="Heading2"/>
+        <w:pStyle w:val="ListBullet"/>
+        <w:spacing w:before="40" w:after="40" w:line="276" w:lineRule="auto"/>
       </w:pPr>
       <w:r>
-        <w:rPr>
-          <w:color w:val="008855"/>
-        </w:rPr>
-        <w:t>threading  (stdlib)</w:t>
-      </w:r>
-    </w:p>
-    <w:p>
-      <w:r>
-        <w:rPr>
-          <w:b/>
-        </w:rPr>
-        <w:t xml:space="preserve">Used in: </w:t>
-      </w:r>
-      <w:r>
-        <w:t>collector.py, pipeline.py, action_engine.py, notifier.py</w:t>
-      </w:r>
-    </w:p>
-    <w:p>
-      <w:r>
-        <w:rPr>
-          <w:sz w:val="22"/>
-        </w:rPr>
-        <w:t>Standard library thread management. The collector uses producer/consumer threads. The pipeline runs on a daemon background thread. The action engine has a watchdog thread for auto-resuming suspended processes. Notifications are fired on daemon threads to avoid blocking the UI.</w:t>
+        <w:t>**threading (stdlib):** Handles the application's multi-threaded background loops: the 1Hz telemetry ingestion thread, the Action Engine watchdog daemon thread, and async notification spawns.</w:t>
       </w:r>
     </w:p>
     <w:p>
       <w:pPr>
-        <w:pStyle w:val="Heading2"/>
+        <w:pStyle w:val="ListBullet"/>
+        <w:spacing w:before="40" w:after="40" w:line="276" w:lineRule="auto"/>
       </w:pPr>
       <w:r>
-        <w:rPr>
-          <w:color w:val="008855"/>
-        </w:rPr>
-        <w:t>collections.deque  (stdlib)</w:t>
-      </w:r>
-    </w:p>
-    <w:p>
-      <w:r>
-        <w:rPr>
-          <w:b/>
-        </w:rPr>
-        <w:t xml:space="preserve">Used in: </w:t>
-      </w:r>
-      <w:r>
-        <w:t>pipeline.py, main.py</w:t>
-      </w:r>
-    </w:p>
-    <w:p>
-      <w:r>
-        <w:rPr>
-          <w:sz w:val="22"/>
-        </w:rPr>
-        <w:t>Fixed-length double-ended queue used for the rolling telemetry window (maxlen=60) in the pipeline, and for the rolling chart history (maxlen=120) in the UI. deque automatically discards the oldest element when the limit is reached.</w:t>
-      </w:r>
-    </w:p>
-    <w:p>
-      <w:r>
-        <w:br w:type="page"/>
+        <w:t>**collections.deque (stdlib):** High-performance rolling queue buffer used to maintain the 60-second sliding input window in the pipeline and the 120-sample rolling history in the Canvas UI charts.</w:t>
       </w:r>
     </w:p>
     <w:p>
       <w:pPr>
         <w:pStyle w:val="Heading1"/>
+        <w:spacing w:before="360" w:after="120"/>
       </w:pPr>
       <w:r>
         <w:rPr>
-          <w:color w:val="008855"/>
+          <w:rFonts w:ascii="Calibri" w:hAnsi="Calibri"/>
+          <w:color w:val="003366"/>
         </w:rPr>
         <w:t>7. End-to-End Project Workflow</w:t>
       </w:r>
     </w:p>
     <w:p>
       <w:pPr>
-        <w:pStyle w:val="Heading2"/>
+        <w:pStyle w:val="ListBullet"/>
+        <w:spacing w:before="40" w:after="40" w:line="276" w:lineRule="auto"/>
       </w:pPr>
       <w:r>
-        <w:rPr>
-          <w:color w:val="008855"/>
-        </w:rPr>
-        <w:t>Step 1 — Collect</w:t>
+        <w:t>**Step 1 — Collect:** `python3 src/core/collector.py --label idle` (collects raw telemetry into `data/telemetry_raw.csv`).</w:t>
       </w:r>
     </w:p>
     <w:p>
       <w:pPr>
-        <w:ind w:left="576"/>
+        <w:pStyle w:val="ListBullet"/>
+        <w:spacing w:before="40" w:after="40" w:line="276" w:lineRule="auto"/>
       </w:pPr>
       <w:r>
-        <w:rPr>
-          <w:rFonts w:ascii="Courier New" w:hAnsi="Courier New"/>
-          <w:color w:val="228855"/>
-          <w:sz w:val="20"/>
-        </w:rPr>
-        <w:t>python3 src/core/collector.py --label idle</w:t>
-      </w:r>
-    </w:p>
-    <w:p>
-      <w:r>
-        <w:rPr>
-          <w:sz w:val="22"/>
-        </w:rPr>
-        <w:t>Runs for minutes/hours, appending rows to data/telemetry_raw.csv</w:t>
+        <w:t>**Step 2 — Preprocess:** `python3 src/training/preprocess.py` (cleans, imputes, labels, normalizes, and saves sequence windows to `data/windows.npz`).</w:t>
       </w:r>
     </w:p>
     <w:p>
       <w:pPr>
-        <w:pStyle w:val="Heading2"/>
+        <w:pStyle w:val="ListBullet"/>
+        <w:spacing w:before="40" w:after="40" w:line="276" w:lineRule="auto"/>
       </w:pPr>
       <w:r>
-        <w:rPr>
-          <w:color w:val="008855"/>
-        </w:rPr>
-        <w:t>Step 2 — Preprocess</w:t>
+        <w:t>**Step 3 — Train:** `python3 src/training/train.py` (trains stacked GRU in PyTorch, quantizes to INT8, and exports to `models/gru_quantized.onnx` and `scaler.pkl`).</w:t>
       </w:r>
     </w:p>
     <w:p>
       <w:pPr>
-        <w:ind w:left="576"/>
+        <w:pStyle w:val="ListBullet"/>
+        <w:spacing w:before="40" w:after="40" w:line="276" w:lineRule="auto"/>
       </w:pPr>
       <w:r>
-        <w:rPr>
-          <w:rFonts w:ascii="Courier New" w:hAnsi="Courier New"/>
-          <w:color w:val="228855"/>
-          <w:sz w:val="20"/>
-        </w:rPr>
-        <w:t>python3 src/training/preprocess.py</w:t>
-      </w:r>
-    </w:p>
-    <w:p>
-      <w:r>
-        <w:rPr>
-          <w:sz w:val="22"/>
-        </w:rPr>
-        <w:t>Cleans CSV, labels rows, normalises, builds windows.npz</w:t>
-      </w:r>
-    </w:p>
-    <w:p>
-      <w:pPr>
-        <w:pStyle w:val="Heading2"/>
-      </w:pPr>
-      <w:r>
-        <w:rPr>
-          <w:color w:val="008855"/>
-        </w:rPr>
-        <w:t>Step 3 — Train</w:t>
-      </w:r>
-    </w:p>
-    <w:p>
-      <w:pPr>
-        <w:ind w:left="576"/>
-      </w:pPr>
-      <w:r>
-        <w:rPr>
-          <w:rFonts w:ascii="Courier New" w:hAnsi="Courier New"/>
-          <w:color w:val="228855"/>
-          <w:sz w:val="20"/>
-        </w:rPr>
-        <w:t>python3 src/training/train.py</w:t>
-      </w:r>
-    </w:p>
-    <w:p>
-      <w:r>
-        <w:rPr>
-          <w:sz w:val="22"/>
-        </w:rPr>
-        <w:t>Trains GRU, prints metrics, saves gru_quantized.onnx + scaler.pkl</w:t>
-      </w:r>
-    </w:p>
-    <w:p>
-      <w:pPr>
-        <w:pStyle w:val="Heading2"/>
-      </w:pPr>
-      <w:r>
-        <w:rPr>
-          <w:color w:val="008855"/>
-        </w:rPr>
-        <w:t>Step 4 — Run App</w:t>
-      </w:r>
-    </w:p>
-    <w:p>
-      <w:pPr>
-        <w:ind w:left="576"/>
-      </w:pPr>
-      <w:r>
-        <w:rPr>
-          <w:rFonts w:ascii="Courier New" w:hAnsi="Courier New"/>
-          <w:color w:val="228855"/>
-          <w:sz w:val="20"/>
-        </w:rPr>
-        <w:t>python3 src/main.py</w:t>
-      </w:r>
-    </w:p>
-    <w:p>
-      <w:r>
-        <w:rPr>
-          <w:sz w:val="22"/>
-        </w:rPr>
-        <w:t>Launches Flet dashboard with live telemetry, AI predictions, Auto-Pilot toggle, Boost and Undo buttons</w:t>
+        <w:t>**Step 4 — Run App:** `python3 src/main.py` (launches Flet dashboard with background pipeline running GRU inference, Autopilot triggers, Whitelist process suspensions, and event logs).</w:t>
       </w:r>
     </w:p>
     <w:sectPr>
       <w:pgSz w:w="12240" w:h="15840"/>
-      <w:pgMar w:top="1417" w:right="1417" w:bottom="1417" w:left="1701" w:header="720" w:footer="720" w:gutter="0"/>
+      <w:pgMar w:top="1440" w:right="1440" w:bottom="1440" w:left="1440" w:header="720" w:footer="720" w:gutter="0"/>
       <w:cols w:space="720"/>
       <w:docGrid w:linePitch="360"/>
     </w:sectPr>
@@ -2461,6 +2456,11 @@
     <w:name w:val="Normal"/>
     <w:qFormat/>
     <w:rsid w:val="00FC693F"/>
+    <w:rPr>
+      <w:rFonts w:ascii="Calibri" w:hAnsi="Calibri"/>
+      <w:color w:val="333333"/>
+      <w:sz w:val="22"/>
+    </w:rPr>
   </w:style>
   <w:style w:type="paragraph" w:styleId="Header">
     <w:name w:val="header"/>
